--- a/C_codespace/2 kurs/3-rd senester/programming languages/laboratory work/1-st lab/Vlad/Отчёт 1 лаба.docx
+++ b/C_codespace/2 kurs/3-rd senester/programming languages/laboratory work/1-st lab/Vlad/Отчёт 1 лаба.docx
@@ -317,7 +317,7 @@
         <w:tblLook w:val="04A0" w:firstRow="1" w:lastRow="0" w:firstColumn="1" w:lastColumn="0" w:noHBand="0" w:noVBand="1"/>
       </w:tblPr>
       <w:tblGrid>
-        <w:gridCol w:w="9853"/>
+        <w:gridCol w:w="9637"/>
       </w:tblGrid>
       <w:tr>
         <w:tc>
@@ -899,10 +899,11 @@
     </w:p>
     <w:p>
       <w:r>
-        <w:t xml:space="preserve">• демонстрацию работы программы (Снимки экрана при выполнении действий </w:t>
-      </w:r>
-    </w:p>
-    <w:p>
+        <w:t>• демонстрацию работы программы (Снимки экрана при выполнении действий</w:t>
+      </w:r>
+      <w:r>
+        <w:t xml:space="preserve"> </w:t>
+      </w:r>
       <w:r>
         <w:t xml:space="preserve">программы с описанием). </w:t>
       </w:r>
@@ -1002,13 +1003,7 @@
         <w:ind w:left="708" w:firstLine="0"/>
       </w:pPr>
       <w:r>
-        <w:t>2. Реализовать конструкторы: по умолчанию, с параметрами, копиров</w:t>
-      </w:r>
-      <w:r>
-        <w:t>а</w:t>
-      </w:r>
-      <w:r>
-        <w:t xml:space="preserve">ния. </w:t>
+        <w:t xml:space="preserve">2. Реализовать конструкторы: по умолчанию, с параметрами, копирования. </w:t>
       </w:r>
     </w:p>
     <w:p>
@@ -1277,13 +1272,7 @@
         <w:ind w:left="1416" w:firstLine="0"/>
       </w:pPr>
       <w:r>
-        <w:t>▪ Последовательно считывает данные для каждого объекта из пот</w:t>
-      </w:r>
-      <w:r>
-        <w:t>о</w:t>
-      </w:r>
-      <w:r>
-        <w:t xml:space="preserve">ка </w:t>
+        <w:t xml:space="preserve">▪ Последовательно считывает данные для каждого объекта из потока </w:t>
       </w:r>
     </w:p>
     <w:p>
@@ -1343,13 +1332,7 @@
       </w:r>
       <w:proofErr w:type="spellEnd"/>
       <w:r>
-        <w:t>&amp;, [массив и</w:t>
-      </w:r>
-      <w:r>
-        <w:t xml:space="preserve"> </w:t>
-      </w:r>
-      <w:r>
-        <w:t xml:space="preserve">его размер]) или функцию, которая выводит массив объектов в поток (используя перегруженный &lt;&lt;!). </w:t>
+        <w:t xml:space="preserve">&amp;, [массив и его размер]) или функцию, которая выводит массив объектов в поток (используя перегруженный &lt;&lt;!). </w:t>
       </w:r>
     </w:p>
     <w:p>
@@ -1431,7 +1414,6 @@
         <w:ind w:left="708" w:firstLine="0"/>
       </w:pPr>
       <w:r>
-        <w:lastRenderedPageBreak/>
         <w:t xml:space="preserve">1. </w:t>
       </w:r>
       <w:r>
@@ -1450,6 +1432,7 @@
         <w:ind w:left="708" w:firstLine="0"/>
       </w:pPr>
       <w:r>
+        <w:lastRenderedPageBreak/>
         <w:t xml:space="preserve">2. Перегрузить операторы сравнения (например, &lt;, &gt;, ==), необходимые для сортировки по указанному в варианте полю. </w:t>
       </w:r>
     </w:p>
@@ -1546,9 +1529,6 @@
     <w:p>
       <w:pPr>
         <w:ind w:left="1416" w:firstLine="0"/>
-        <w:rPr>
-          <w:lang w:val="en-US"/>
-        </w:rPr>
       </w:pPr>
       <w:r>
         <w:t>▪ Выходить из программы.</w:t>
@@ -1557,44 +1537,23 @@
     <w:p>
       <w:pPr>
         <w:ind w:left="1416" w:firstLine="0"/>
-        <w:rPr>
-          <w:lang w:val="en-US"/>
-        </w:rPr>
-      </w:pPr>
-      <w:r>
-        <w:rPr>
-          <w:lang w:val="en-US"/>
-        </w:rPr>
+      </w:pPr>
+      <w:r>
         <w:tab/>
       </w:r>
       <w:r>
-        <w:rPr>
-          <w:lang w:val="en-US"/>
-        </w:rPr>
         <w:tab/>
       </w:r>
       <w:r>
-        <w:rPr>
-          <w:lang w:val="en-US"/>
-        </w:rPr>
         <w:tab/>
       </w:r>
       <w:r>
-        <w:rPr>
-          <w:lang w:val="en-US"/>
-        </w:rPr>
         <w:tab/>
       </w:r>
       <w:r>
-        <w:rPr>
-          <w:lang w:val="en-US"/>
-        </w:rPr>
         <w:tab/>
       </w:r>
       <w:r>
-        <w:rPr>
-          <w:lang w:val="en-US"/>
-        </w:rPr>
         <w:tab/>
       </w:r>
     </w:p>
@@ -1698,9 +1657,6 @@
     <w:p>
       <w:pPr>
         <w:pStyle w:val="1"/>
-        <w:rPr>
-          <w:lang w:val="en-US"/>
-        </w:rPr>
       </w:pPr>
       <w:r>
         <w:lastRenderedPageBreak/>
@@ -1708,14 +1664,40 @@
       </w:r>
     </w:p>
     <w:p>
-      <w:pPr>
-        <w:rPr>
+      <w:r>
+        <w:t xml:space="preserve">Файл </w:t>
+      </w:r>
+      <w:r>
+        <w:rPr>
+          <w:b/>
+          <w:bCs/>
           <w:lang w:val="en-US"/>
         </w:rPr>
-      </w:pPr>
-    </w:p>
-    <w:p>
-      <w:pPr>
+        <w:t>movie</w:t>
+      </w:r>
+      <w:r>
+        <w:rPr>
+          <w:b/>
+          <w:bCs/>
+        </w:rPr>
+        <w:t>.</w:t>
+      </w:r>
+      <w:r>
+        <w:rPr>
+          <w:b/>
+          <w:bCs/>
+          <w:lang w:val="en-US"/>
+        </w:rPr>
+        <w:t>h</w:t>
+      </w:r>
+      <w:r>
+        <w:t>:</w:t>
+      </w:r>
+    </w:p>
+    <w:p>
+      <w:pPr>
+        <w:ind w:firstLine="0"/>
+        <w:jc w:val="center"/>
         <w:rPr>
           <w:lang w:val="en-US"/>
         </w:rPr>
@@ -1764,6 +1746,8 @@
     </w:p>
     <w:p>
       <w:pPr>
+        <w:ind w:firstLine="0"/>
+        <w:jc w:val="center"/>
         <w:rPr>
           <w:lang w:val="en-US"/>
         </w:rPr>
@@ -1810,7 +1794,827 @@
         </w:drawing>
       </w:r>
     </w:p>
+    <w:p>
+      <w:r>
+        <w:t xml:space="preserve">Файл </w:t>
+      </w:r>
+      <w:r>
+        <w:rPr>
+          <w:b/>
+          <w:bCs/>
+          <w:lang w:val="en-US"/>
+        </w:rPr>
+        <w:t>movie.cpp</w:t>
+      </w:r>
+      <w:r>
+        <w:rPr>
+          <w:lang w:val="en-US"/>
+        </w:rPr>
+        <w:t>:</w:t>
+      </w:r>
+    </w:p>
+    <w:p>
+      <w:pPr>
+        <w:ind w:firstLine="0"/>
+        <w:jc w:val="center"/>
+      </w:pPr>
+      <w:r>
+        <w:rPr>
+          <w:noProof/>
+        </w:rPr>
+        <w:lastRenderedPageBreak/>
+        <w:drawing>
+          <wp:inline distT="0" distB="0" distL="0" distR="0" wp14:anchorId="6F5EDC08" wp14:editId="252C22B5">
+            <wp:extent cx="6076190" cy="8904762"/>
+            <wp:effectExtent l="0" t="0" r="1270" b="0"/>
+            <wp:docPr id="1351059284" name="Рисунок 1"/>
+            <wp:cNvGraphicFramePr>
+              <a:graphicFrameLocks xmlns:a="http://schemas.openxmlformats.org/drawingml/2006/main" noChangeAspect="1"/>
+            </wp:cNvGraphicFramePr>
+            <a:graphic xmlns:a="http://schemas.openxmlformats.org/drawingml/2006/main">
+              <a:graphicData uri="http://schemas.openxmlformats.org/drawingml/2006/picture">
+                <pic:pic xmlns:pic="http://schemas.openxmlformats.org/drawingml/2006/picture">
+                  <pic:nvPicPr>
+                    <pic:cNvPr id="1351059284" name=""/>
+                    <pic:cNvPicPr/>
+                  </pic:nvPicPr>
+                  <pic:blipFill>
+                    <a:blip r:embed="rId12"/>
+                    <a:stretch>
+                      <a:fillRect/>
+                    </a:stretch>
+                  </pic:blipFill>
+                  <pic:spPr>
+                    <a:xfrm>
+                      <a:off x="0" y="0"/>
+                      <a:ext cx="6076190" cy="8904762"/>
+                    </a:xfrm>
+                    <a:prstGeom prst="rect">
+                      <a:avLst/>
+                    </a:prstGeom>
+                  </pic:spPr>
+                </pic:pic>
+              </a:graphicData>
+            </a:graphic>
+          </wp:inline>
+        </w:drawing>
+      </w:r>
+    </w:p>
+    <w:p>
+      <w:pPr>
+        <w:ind w:firstLine="0"/>
+        <w:jc w:val="center"/>
+      </w:pPr>
+      <w:r>
+        <w:rPr>
+          <w:noProof/>
+        </w:rPr>
+        <w:lastRenderedPageBreak/>
+        <w:drawing>
+          <wp:inline distT="0" distB="0" distL="0" distR="0" wp14:anchorId="7A845696" wp14:editId="41FAAA75">
+            <wp:extent cx="4790476" cy="8580952"/>
+            <wp:effectExtent l="0" t="0" r="0" b="0"/>
+            <wp:docPr id="891258624" name="Рисунок 1"/>
+            <wp:cNvGraphicFramePr>
+              <a:graphicFrameLocks xmlns:a="http://schemas.openxmlformats.org/drawingml/2006/main" noChangeAspect="1"/>
+            </wp:cNvGraphicFramePr>
+            <a:graphic xmlns:a="http://schemas.openxmlformats.org/drawingml/2006/main">
+              <a:graphicData uri="http://schemas.openxmlformats.org/drawingml/2006/picture">
+                <pic:pic xmlns:pic="http://schemas.openxmlformats.org/drawingml/2006/picture">
+                  <pic:nvPicPr>
+                    <pic:cNvPr id="891258624" name=""/>
+                    <pic:cNvPicPr/>
+                  </pic:nvPicPr>
+                  <pic:blipFill>
+                    <a:blip r:embed="rId13"/>
+                    <a:stretch>
+                      <a:fillRect/>
+                    </a:stretch>
+                  </pic:blipFill>
+                  <pic:spPr>
+                    <a:xfrm>
+                      <a:off x="0" y="0"/>
+                      <a:ext cx="4790476" cy="8580952"/>
+                    </a:xfrm>
+                    <a:prstGeom prst="rect">
+                      <a:avLst/>
+                    </a:prstGeom>
+                  </pic:spPr>
+                </pic:pic>
+              </a:graphicData>
+            </a:graphic>
+          </wp:inline>
+        </w:drawing>
+      </w:r>
+    </w:p>
+    <w:p>
+      <w:pPr>
+        <w:ind w:firstLine="0"/>
+        <w:jc w:val="center"/>
+      </w:pPr>
+    </w:p>
+    <w:p>
+      <w:pPr>
+        <w:ind w:firstLine="0"/>
+        <w:jc w:val="center"/>
+      </w:pPr>
+      <w:r>
+        <w:rPr>
+          <w:noProof/>
+        </w:rPr>
+        <w:lastRenderedPageBreak/>
+        <w:drawing>
+          <wp:inline distT="0" distB="0" distL="0" distR="0" wp14:anchorId="3562AFF5" wp14:editId="26052591">
+            <wp:extent cx="4439270" cy="5363323"/>
+            <wp:effectExtent l="0" t="0" r="0" b="0"/>
+            <wp:docPr id="1802513132" name="Рисунок 1"/>
+            <wp:cNvGraphicFramePr>
+              <a:graphicFrameLocks xmlns:a="http://schemas.openxmlformats.org/drawingml/2006/main" noChangeAspect="1"/>
+            </wp:cNvGraphicFramePr>
+            <a:graphic xmlns:a="http://schemas.openxmlformats.org/drawingml/2006/main">
+              <a:graphicData uri="http://schemas.openxmlformats.org/drawingml/2006/picture">
+                <pic:pic xmlns:pic="http://schemas.openxmlformats.org/drawingml/2006/picture">
+                  <pic:nvPicPr>
+                    <pic:cNvPr id="1802513132" name=""/>
+                    <pic:cNvPicPr/>
+                  </pic:nvPicPr>
+                  <pic:blipFill>
+                    <a:blip r:embed="rId14"/>
+                    <a:stretch>
+                      <a:fillRect/>
+                    </a:stretch>
+                  </pic:blipFill>
+                  <pic:spPr>
+                    <a:xfrm>
+                      <a:off x="0" y="0"/>
+                      <a:ext cx="4439270" cy="5363323"/>
+                    </a:xfrm>
+                    <a:prstGeom prst="rect">
+                      <a:avLst/>
+                    </a:prstGeom>
+                  </pic:spPr>
+                </pic:pic>
+              </a:graphicData>
+            </a:graphic>
+          </wp:inline>
+        </w:drawing>
+      </w:r>
+    </w:p>
+    <w:p>
+      <w:pPr>
+        <w:ind w:firstLine="0"/>
+        <w:jc w:val="center"/>
+      </w:pPr>
+      <w:r>
+        <w:rPr>
+          <w:noProof/>
+        </w:rPr>
+        <w:lastRenderedPageBreak/>
+        <w:drawing>
+          <wp:inline distT="0" distB="0" distL="0" distR="0" wp14:anchorId="0DFE4FAE" wp14:editId="70438F6A">
+            <wp:extent cx="5533333" cy="9161905"/>
+            <wp:effectExtent l="0" t="0" r="0" b="1270"/>
+            <wp:docPr id="1903007945" name="Рисунок 1"/>
+            <wp:cNvGraphicFramePr>
+              <a:graphicFrameLocks xmlns:a="http://schemas.openxmlformats.org/drawingml/2006/main" noChangeAspect="1"/>
+            </wp:cNvGraphicFramePr>
+            <a:graphic xmlns:a="http://schemas.openxmlformats.org/drawingml/2006/main">
+              <a:graphicData uri="http://schemas.openxmlformats.org/drawingml/2006/picture">
+                <pic:pic xmlns:pic="http://schemas.openxmlformats.org/drawingml/2006/picture">
+                  <pic:nvPicPr>
+                    <pic:cNvPr id="1903007945" name=""/>
+                    <pic:cNvPicPr/>
+                  </pic:nvPicPr>
+                  <pic:blipFill>
+                    <a:blip r:embed="rId15"/>
+                    <a:stretch>
+                      <a:fillRect/>
+                    </a:stretch>
+                  </pic:blipFill>
+                  <pic:spPr>
+                    <a:xfrm>
+                      <a:off x="0" y="0"/>
+                      <a:ext cx="5533333" cy="9161905"/>
+                    </a:xfrm>
+                    <a:prstGeom prst="rect">
+                      <a:avLst/>
+                    </a:prstGeom>
+                  </pic:spPr>
+                </pic:pic>
+              </a:graphicData>
+            </a:graphic>
+          </wp:inline>
+        </w:drawing>
+      </w:r>
+    </w:p>
+    <w:p>
+      <w:r>
+        <w:lastRenderedPageBreak/>
+        <w:t xml:space="preserve">Файл </w:t>
+      </w:r>
+      <w:r>
+        <w:rPr>
+          <w:b/>
+          <w:bCs/>
+          <w:lang w:val="en-US"/>
+        </w:rPr>
+        <w:t>main.cpp</w:t>
+      </w:r>
+      <w:r>
+        <w:rPr>
+          <w:lang w:val="en-US"/>
+        </w:rPr>
+        <w:t>:</w:t>
+      </w:r>
+    </w:p>
+    <w:p>
+      <w:pPr>
+        <w:ind w:firstLine="0"/>
+        <w:jc w:val="center"/>
+      </w:pPr>
+      <w:r>
+        <w:rPr>
+          <w:noProof/>
+        </w:rPr>
+        <w:drawing>
+          <wp:inline distT="0" distB="0" distL="0" distR="0" wp14:anchorId="292CCA18" wp14:editId="3651C799">
+            <wp:extent cx="4048690" cy="8811855"/>
+            <wp:effectExtent l="0" t="0" r="9525" b="8890"/>
+            <wp:docPr id="855918562" name="Рисунок 1"/>
+            <wp:cNvGraphicFramePr>
+              <a:graphicFrameLocks xmlns:a="http://schemas.openxmlformats.org/drawingml/2006/main" noChangeAspect="1"/>
+            </wp:cNvGraphicFramePr>
+            <a:graphic xmlns:a="http://schemas.openxmlformats.org/drawingml/2006/main">
+              <a:graphicData uri="http://schemas.openxmlformats.org/drawingml/2006/picture">
+                <pic:pic xmlns:pic="http://schemas.openxmlformats.org/drawingml/2006/picture">
+                  <pic:nvPicPr>
+                    <pic:cNvPr id="855918562" name=""/>
+                    <pic:cNvPicPr/>
+                  </pic:nvPicPr>
+                  <pic:blipFill>
+                    <a:blip r:embed="rId16"/>
+                    <a:stretch>
+                      <a:fillRect/>
+                    </a:stretch>
+                  </pic:blipFill>
+                  <pic:spPr>
+                    <a:xfrm>
+                      <a:off x="0" y="0"/>
+                      <a:ext cx="4048690" cy="8811855"/>
+                    </a:xfrm>
+                    <a:prstGeom prst="rect">
+                      <a:avLst/>
+                    </a:prstGeom>
+                  </pic:spPr>
+                </pic:pic>
+              </a:graphicData>
+            </a:graphic>
+          </wp:inline>
+        </w:drawing>
+      </w:r>
+    </w:p>
+    <w:p>
+      <w:pPr>
+        <w:ind w:firstLine="0"/>
+        <w:jc w:val="center"/>
+        <w:rPr>
+          <w:lang w:val="en-US"/>
+        </w:rPr>
+      </w:pPr>
+      <w:r>
+        <w:rPr>
+          <w:noProof/>
+        </w:rPr>
+        <w:lastRenderedPageBreak/>
+        <w:drawing>
+          <wp:inline distT="0" distB="0" distL="0" distR="0" wp14:anchorId="75EFE5BE" wp14:editId="0F4D9360">
+            <wp:extent cx="3724795" cy="4525006"/>
+            <wp:effectExtent l="0" t="0" r="9525" b="0"/>
+            <wp:docPr id="429823953" name="Рисунок 1"/>
+            <wp:cNvGraphicFramePr>
+              <a:graphicFrameLocks xmlns:a="http://schemas.openxmlformats.org/drawingml/2006/main" noChangeAspect="1"/>
+            </wp:cNvGraphicFramePr>
+            <a:graphic xmlns:a="http://schemas.openxmlformats.org/drawingml/2006/main">
+              <a:graphicData uri="http://schemas.openxmlformats.org/drawingml/2006/picture">
+                <pic:pic xmlns:pic="http://schemas.openxmlformats.org/drawingml/2006/picture">
+                  <pic:nvPicPr>
+                    <pic:cNvPr id="429823953" name=""/>
+                    <pic:cNvPicPr/>
+                  </pic:nvPicPr>
+                  <pic:blipFill>
+                    <a:blip r:embed="rId17"/>
+                    <a:stretch>
+                      <a:fillRect/>
+                    </a:stretch>
+                  </pic:blipFill>
+                  <pic:spPr>
+                    <a:xfrm>
+                      <a:off x="0" y="0"/>
+                      <a:ext cx="3724795" cy="4525006"/>
+                    </a:xfrm>
+                    <a:prstGeom prst="rect">
+                      <a:avLst/>
+                    </a:prstGeom>
+                  </pic:spPr>
+                </pic:pic>
+              </a:graphicData>
+            </a:graphic>
+          </wp:inline>
+        </w:drawing>
+      </w:r>
+    </w:p>
+    <w:p>
+      <w:r>
+        <w:t xml:space="preserve">Загрузка данных из файла </w:t>
+      </w:r>
+      <w:r>
+        <w:rPr>
+          <w:b/>
+          <w:bCs/>
+          <w:lang w:val="en-US"/>
+        </w:rPr>
+        <w:t>input</w:t>
+      </w:r>
+      <w:r>
+        <w:rPr>
+          <w:b/>
+          <w:bCs/>
+        </w:rPr>
+        <w:t>.</w:t>
+      </w:r>
+      <w:r>
+        <w:rPr>
+          <w:b/>
+          <w:bCs/>
+          <w:lang w:val="en-US"/>
+        </w:rPr>
+        <w:t>txt</w:t>
+      </w:r>
+      <w:r>
+        <w:t xml:space="preserve"> и вывод в консоль:</w:t>
+      </w:r>
+      <w:r>
+        <w:t xml:space="preserve"> </w:t>
+      </w:r>
+    </w:p>
+    <w:p>
+      <w:pPr>
+        <w:jc w:val="center"/>
+      </w:pPr>
+      <w:r>
+        <w:rPr>
+          <w:noProof/>
+          <w:lang w:val="en-US"/>
+        </w:rPr>
+        <w:lastRenderedPageBreak/>
+        <w:drawing>
+          <wp:inline distT="0" distB="0" distL="0" distR="0" wp14:anchorId="3A175E01" wp14:editId="2D7E17AB">
+            <wp:extent cx="2305372" cy="6858957"/>
+            <wp:effectExtent l="0" t="0" r="0" b="0"/>
+            <wp:docPr id="1825382838" name="Рисунок 1"/>
+            <wp:cNvGraphicFramePr>
+              <a:graphicFrameLocks xmlns:a="http://schemas.openxmlformats.org/drawingml/2006/main" noChangeAspect="1"/>
+            </wp:cNvGraphicFramePr>
+            <a:graphic xmlns:a="http://schemas.openxmlformats.org/drawingml/2006/main">
+              <a:graphicData uri="http://schemas.openxmlformats.org/drawingml/2006/picture">
+                <pic:pic xmlns:pic="http://schemas.openxmlformats.org/drawingml/2006/picture">
+                  <pic:nvPicPr>
+                    <pic:cNvPr id="1825382838" name=""/>
+                    <pic:cNvPicPr/>
+                  </pic:nvPicPr>
+                  <pic:blipFill>
+                    <a:blip r:embed="rId18"/>
+                    <a:stretch>
+                      <a:fillRect/>
+                    </a:stretch>
+                  </pic:blipFill>
+                  <pic:spPr>
+                    <a:xfrm>
+                      <a:off x="0" y="0"/>
+                      <a:ext cx="2305372" cy="6858957"/>
+                    </a:xfrm>
+                    <a:prstGeom prst="rect">
+                      <a:avLst/>
+                    </a:prstGeom>
+                  </pic:spPr>
+                </pic:pic>
+              </a:graphicData>
+            </a:graphic>
+          </wp:inline>
+        </w:drawing>
+      </w:r>
+    </w:p>
+    <w:p>
+      <w:r>
+        <w:t>Выборка фильмов по имени режиссёра:</w:t>
+      </w:r>
+    </w:p>
+    <w:p>
+      <w:pPr>
+        <w:jc w:val="center"/>
+        <w:rPr>
+          <w:lang w:val="en-US"/>
+        </w:rPr>
+      </w:pPr>
+      <w:r>
+        <w:rPr>
+          <w:noProof/>
+        </w:rPr>
+        <w:lastRenderedPageBreak/>
+        <w:drawing>
+          <wp:inline distT="0" distB="0" distL="0" distR="0" wp14:anchorId="0D039CD9" wp14:editId="5EA4E37B">
+            <wp:extent cx="2324424" cy="3648584"/>
+            <wp:effectExtent l="0" t="0" r="0" b="9525"/>
+            <wp:docPr id="1932185868" name="Рисунок 1"/>
+            <wp:cNvGraphicFramePr>
+              <a:graphicFrameLocks xmlns:a="http://schemas.openxmlformats.org/drawingml/2006/main" noChangeAspect="1"/>
+            </wp:cNvGraphicFramePr>
+            <a:graphic xmlns:a="http://schemas.openxmlformats.org/drawingml/2006/main">
+              <a:graphicData uri="http://schemas.openxmlformats.org/drawingml/2006/picture">
+                <pic:pic xmlns:pic="http://schemas.openxmlformats.org/drawingml/2006/picture">
+                  <pic:nvPicPr>
+                    <pic:cNvPr id="1932185868" name=""/>
+                    <pic:cNvPicPr/>
+                  </pic:nvPicPr>
+                  <pic:blipFill>
+                    <a:blip r:embed="rId19"/>
+                    <a:stretch>
+                      <a:fillRect/>
+                    </a:stretch>
+                  </pic:blipFill>
+                  <pic:spPr>
+                    <a:xfrm>
+                      <a:off x="0" y="0"/>
+                      <a:ext cx="2324424" cy="3648584"/>
+                    </a:xfrm>
+                    <a:prstGeom prst="rect">
+                      <a:avLst/>
+                    </a:prstGeom>
+                  </pic:spPr>
+                </pic:pic>
+              </a:graphicData>
+            </a:graphic>
+          </wp:inline>
+        </w:drawing>
+      </w:r>
+    </w:p>
+    <w:p>
+      <w:pPr>
+        <w:jc w:val="left"/>
+      </w:pPr>
+      <w:r>
+        <w:t>Выборка фильмов по жанру и рейтингу:</w:t>
+      </w:r>
+    </w:p>
+    <w:p>
+      <w:pPr>
+        <w:jc w:val="center"/>
+        <w:rPr>
+          <w:lang w:val="en-US"/>
+        </w:rPr>
+      </w:pPr>
+      <w:r>
+        <w:rPr>
+          <w:noProof/>
+        </w:rPr>
+        <w:drawing>
+          <wp:inline distT="0" distB="0" distL="0" distR="0" wp14:anchorId="6A273911" wp14:editId="7DC53550">
+            <wp:extent cx="2600688" cy="2934109"/>
+            <wp:effectExtent l="0" t="0" r="9525" b="0"/>
+            <wp:docPr id="1543086076" name="Рисунок 1"/>
+            <wp:cNvGraphicFramePr>
+              <a:graphicFrameLocks xmlns:a="http://schemas.openxmlformats.org/drawingml/2006/main" noChangeAspect="1"/>
+            </wp:cNvGraphicFramePr>
+            <a:graphic xmlns:a="http://schemas.openxmlformats.org/drawingml/2006/main">
+              <a:graphicData uri="http://schemas.openxmlformats.org/drawingml/2006/picture">
+                <pic:pic xmlns:pic="http://schemas.openxmlformats.org/drawingml/2006/picture">
+                  <pic:nvPicPr>
+                    <pic:cNvPr id="1543086076" name=""/>
+                    <pic:cNvPicPr/>
+                  </pic:nvPicPr>
+                  <pic:blipFill>
+                    <a:blip r:embed="rId20"/>
+                    <a:stretch>
+                      <a:fillRect/>
+                    </a:stretch>
+                  </pic:blipFill>
+                  <pic:spPr>
+                    <a:xfrm>
+                      <a:off x="0" y="0"/>
+                      <a:ext cx="2600688" cy="2934109"/>
+                    </a:xfrm>
+                    <a:prstGeom prst="rect">
+                      <a:avLst/>
+                    </a:prstGeom>
+                  </pic:spPr>
+                </pic:pic>
+              </a:graphicData>
+            </a:graphic>
+          </wp:inline>
+        </w:drawing>
+      </w:r>
+    </w:p>
+    <w:p>
+      <w:r>
+        <w:t xml:space="preserve">Выборка фильмов по году выхода: </w:t>
+      </w:r>
+    </w:p>
+    <w:p>
+      <w:pPr>
+        <w:jc w:val="center"/>
+        <w:rPr>
+          <w:lang w:val="en-US"/>
+        </w:rPr>
+      </w:pPr>
+      <w:r>
+        <w:rPr>
+          <w:noProof/>
+        </w:rPr>
+        <w:lastRenderedPageBreak/>
+        <w:drawing>
+          <wp:inline distT="0" distB="0" distL="0" distR="0" wp14:anchorId="3149458D" wp14:editId="62FE119B">
+            <wp:extent cx="1952898" cy="3686689"/>
+            <wp:effectExtent l="0" t="0" r="9525" b="0"/>
+            <wp:docPr id="1331846384" name="Рисунок 1"/>
+            <wp:cNvGraphicFramePr>
+              <a:graphicFrameLocks xmlns:a="http://schemas.openxmlformats.org/drawingml/2006/main" noChangeAspect="1"/>
+            </wp:cNvGraphicFramePr>
+            <a:graphic xmlns:a="http://schemas.openxmlformats.org/drawingml/2006/main">
+              <a:graphicData uri="http://schemas.openxmlformats.org/drawingml/2006/picture">
+                <pic:pic xmlns:pic="http://schemas.openxmlformats.org/drawingml/2006/picture">
+                  <pic:nvPicPr>
+                    <pic:cNvPr id="1331846384" name=""/>
+                    <pic:cNvPicPr/>
+                  </pic:nvPicPr>
+                  <pic:blipFill>
+                    <a:blip r:embed="rId21"/>
+                    <a:stretch>
+                      <a:fillRect/>
+                    </a:stretch>
+                  </pic:blipFill>
+                  <pic:spPr>
+                    <a:xfrm>
+                      <a:off x="0" y="0"/>
+                      <a:ext cx="1952898" cy="3686689"/>
+                    </a:xfrm>
+                    <a:prstGeom prst="rect">
+                      <a:avLst/>
+                    </a:prstGeom>
+                  </pic:spPr>
+                </pic:pic>
+              </a:graphicData>
+            </a:graphic>
+          </wp:inline>
+        </w:drawing>
+      </w:r>
+    </w:p>
+    <w:p>
+      <w:r>
+        <w:t>Сортировка фильмов по рейтингу (по убыванию):</w:t>
+      </w:r>
+    </w:p>
+    <w:p>
+      <w:pPr>
+        <w:jc w:val="center"/>
+        <w:rPr>
+          <w:lang w:val="en-US"/>
+        </w:rPr>
+      </w:pPr>
+      <w:r>
+        <w:rPr>
+          <w:noProof/>
+        </w:rPr>
+        <w:lastRenderedPageBreak/>
+        <w:drawing>
+          <wp:inline distT="0" distB="0" distL="0" distR="0" wp14:anchorId="23648598" wp14:editId="6265E551">
+            <wp:extent cx="2086266" cy="6916115"/>
+            <wp:effectExtent l="0" t="0" r="9525" b="0"/>
+            <wp:docPr id="1687394472" name="Рисунок 1"/>
+            <wp:cNvGraphicFramePr>
+              <a:graphicFrameLocks xmlns:a="http://schemas.openxmlformats.org/drawingml/2006/main" noChangeAspect="1"/>
+            </wp:cNvGraphicFramePr>
+            <a:graphic xmlns:a="http://schemas.openxmlformats.org/drawingml/2006/main">
+              <a:graphicData uri="http://schemas.openxmlformats.org/drawingml/2006/picture">
+                <pic:pic xmlns:pic="http://schemas.openxmlformats.org/drawingml/2006/picture">
+                  <pic:nvPicPr>
+                    <pic:cNvPr id="1687394472" name=""/>
+                    <pic:cNvPicPr/>
+                  </pic:nvPicPr>
+                  <pic:blipFill>
+                    <a:blip r:embed="rId22"/>
+                    <a:stretch>
+                      <a:fillRect/>
+                    </a:stretch>
+                  </pic:blipFill>
+                  <pic:spPr>
+                    <a:xfrm>
+                      <a:off x="0" y="0"/>
+                      <a:ext cx="2086266" cy="6916115"/>
+                    </a:xfrm>
+                    <a:prstGeom prst="rect">
+                      <a:avLst/>
+                    </a:prstGeom>
+                  </pic:spPr>
+                </pic:pic>
+              </a:graphicData>
+            </a:graphic>
+          </wp:inline>
+        </w:drawing>
+      </w:r>
+    </w:p>
+    <w:p>
+      <w:r>
+        <w:t>Добавление нового фильма в массив:</w:t>
+      </w:r>
+    </w:p>
     <w:p/>
+    <w:p>
+      <w:pPr>
+        <w:jc w:val="center"/>
+        <w:rPr>
+          <w:lang w:val="en-US"/>
+        </w:rPr>
+      </w:pPr>
+      <w:r>
+        <w:rPr>
+          <w:noProof/>
+        </w:rPr>
+        <w:lastRenderedPageBreak/>
+        <w:drawing>
+          <wp:inline distT="0" distB="0" distL="0" distR="0" wp14:anchorId="3E4864F5" wp14:editId="7A55DF72">
+            <wp:extent cx="2038635" cy="8345065"/>
+            <wp:effectExtent l="0" t="0" r="0" b="0"/>
+            <wp:docPr id="1017964933" name="Рисунок 1"/>
+            <wp:cNvGraphicFramePr>
+              <a:graphicFrameLocks xmlns:a="http://schemas.openxmlformats.org/drawingml/2006/main" noChangeAspect="1"/>
+            </wp:cNvGraphicFramePr>
+            <a:graphic xmlns:a="http://schemas.openxmlformats.org/drawingml/2006/main">
+              <a:graphicData uri="http://schemas.openxmlformats.org/drawingml/2006/picture">
+                <pic:pic xmlns:pic="http://schemas.openxmlformats.org/drawingml/2006/picture">
+                  <pic:nvPicPr>
+                    <pic:cNvPr id="1017964933" name=""/>
+                    <pic:cNvPicPr/>
+                  </pic:nvPicPr>
+                  <pic:blipFill>
+                    <a:blip r:embed="rId23"/>
+                    <a:stretch>
+                      <a:fillRect/>
+                    </a:stretch>
+                  </pic:blipFill>
+                  <pic:spPr>
+                    <a:xfrm>
+                      <a:off x="0" y="0"/>
+                      <a:ext cx="2038635" cy="8345065"/>
+                    </a:xfrm>
+                    <a:prstGeom prst="rect">
+                      <a:avLst/>
+                    </a:prstGeom>
+                  </pic:spPr>
+                </pic:pic>
+              </a:graphicData>
+            </a:graphic>
+          </wp:inline>
+        </w:drawing>
+      </w:r>
+    </w:p>
+    <w:p>
+      <w:r>
+        <w:t xml:space="preserve">Сохранение данных в файл </w:t>
+      </w:r>
+      <w:r>
+        <w:rPr>
+          <w:b/>
+          <w:bCs/>
+          <w:lang w:val="en-US"/>
+        </w:rPr>
+        <w:t>output</w:t>
+      </w:r>
+      <w:r>
+        <w:rPr>
+          <w:b/>
+          <w:bCs/>
+        </w:rPr>
+        <w:t>.</w:t>
+      </w:r>
+      <w:r>
+        <w:rPr>
+          <w:b/>
+          <w:bCs/>
+          <w:lang w:val="en-US"/>
+        </w:rPr>
+        <w:t>txt</w:t>
+      </w:r>
+      <w:r>
+        <w:t>:</w:t>
+      </w:r>
+    </w:p>
+    <w:p>
+      <w:pPr>
+        <w:jc w:val="center"/>
+        <w:rPr>
+          <w:lang w:val="en-US"/>
+        </w:rPr>
+      </w:pPr>
+      <w:r>
+        <w:rPr>
+          <w:noProof/>
+          <w:lang w:val="en-US"/>
+        </w:rPr>
+        <w:lastRenderedPageBreak/>
+        <w:drawing>
+          <wp:inline distT="0" distB="0" distL="0" distR="0" wp14:anchorId="57FBFFE3" wp14:editId="79949887">
+            <wp:extent cx="2048161" cy="1848108"/>
+            <wp:effectExtent l="0" t="0" r="9525" b="0"/>
+            <wp:docPr id="1581625156" name="Рисунок 1"/>
+            <wp:cNvGraphicFramePr>
+              <a:graphicFrameLocks xmlns:a="http://schemas.openxmlformats.org/drawingml/2006/main" noChangeAspect="1"/>
+            </wp:cNvGraphicFramePr>
+            <a:graphic xmlns:a="http://schemas.openxmlformats.org/drawingml/2006/main">
+              <a:graphicData uri="http://schemas.openxmlformats.org/drawingml/2006/picture">
+                <pic:pic xmlns:pic="http://schemas.openxmlformats.org/drawingml/2006/picture">
+                  <pic:nvPicPr>
+                    <pic:cNvPr id="1581625156" name=""/>
+                    <pic:cNvPicPr/>
+                  </pic:nvPicPr>
+                  <pic:blipFill>
+                    <a:blip r:embed="rId24"/>
+                    <a:stretch>
+                      <a:fillRect/>
+                    </a:stretch>
+                  </pic:blipFill>
+                  <pic:spPr>
+                    <a:xfrm>
+                      <a:off x="0" y="0"/>
+                      <a:ext cx="2048161" cy="1848108"/>
+                    </a:xfrm>
+                    <a:prstGeom prst="rect">
+                      <a:avLst/>
+                    </a:prstGeom>
+                  </pic:spPr>
+                </pic:pic>
+              </a:graphicData>
+            </a:graphic>
+          </wp:inline>
+        </w:drawing>
+      </w:r>
+    </w:p>
+    <w:p>
+      <w:pPr>
+        <w:jc w:val="center"/>
+        <w:rPr>
+          <w:lang w:val="en-US"/>
+        </w:rPr>
+      </w:pPr>
+    </w:p>
+    <w:p>
+      <w:pPr>
+        <w:jc w:val="center"/>
+        <w:rPr>
+          <w:lang w:val="en-US"/>
+        </w:rPr>
+      </w:pPr>
+      <w:r>
+        <w:rPr>
+          <w:noProof/>
+          <w:lang w:val="en-US"/>
+        </w:rPr>
+        <w:drawing>
+          <wp:inline distT="0" distB="0" distL="0" distR="0" wp14:anchorId="54F71E18" wp14:editId="274A6FCA">
+            <wp:extent cx="2200582" cy="4601217"/>
+            <wp:effectExtent l="0" t="0" r="9525" b="8890"/>
+            <wp:docPr id="2142863406" name="Рисунок 1"/>
+            <wp:cNvGraphicFramePr>
+              <a:graphicFrameLocks xmlns:a="http://schemas.openxmlformats.org/drawingml/2006/main" noChangeAspect="1"/>
+            </wp:cNvGraphicFramePr>
+            <a:graphic xmlns:a="http://schemas.openxmlformats.org/drawingml/2006/main">
+              <a:graphicData uri="http://schemas.openxmlformats.org/drawingml/2006/picture">
+                <pic:pic xmlns:pic="http://schemas.openxmlformats.org/drawingml/2006/picture">
+                  <pic:nvPicPr>
+                    <pic:cNvPr id="2142863406" name=""/>
+                    <pic:cNvPicPr/>
+                  </pic:nvPicPr>
+                  <pic:blipFill>
+                    <a:blip r:embed="rId25"/>
+                    <a:stretch>
+                      <a:fillRect/>
+                    </a:stretch>
+                  </pic:blipFill>
+                  <pic:spPr>
+                    <a:xfrm>
+                      <a:off x="0" y="0"/>
+                      <a:ext cx="2200582" cy="4601217"/>
+                    </a:xfrm>
+                    <a:prstGeom prst="rect">
+                      <a:avLst/>
+                    </a:prstGeom>
+                  </pic:spPr>
+                </pic:pic>
+              </a:graphicData>
+            </a:graphic>
+          </wp:inline>
+        </w:drawing>
+      </w:r>
+    </w:p>
     <w:bookmarkEnd w:id="2"/>
     <w:p>
       <w:pPr>
@@ -1826,60 +2630,1425 @@
     </w:p>
     <w:p>
       <w:pPr>
-        <w:rPr>
-          <w:highlight w:val="yellow"/>
-        </w:rPr>
-      </w:pPr>
-      <w:r>
-        <w:rPr>
-          <w:highlight w:val="yellow"/>
-        </w:rPr>
-        <w:t>Прописать ответы на контрольные вопросы, указанные в конце каждой лабораторной работы:</w:t>
-      </w:r>
-    </w:p>
-    <w:p>
-      <w:pPr>
-        <w:rPr>
-          <w:highlight w:val="yellow"/>
-        </w:rPr>
-      </w:pPr>
-      <w:r>
-        <w:rPr>
-          <w:highlight w:val="yellow"/>
-        </w:rPr>
-        <w:t>Номер вопроса. Вопрос.</w:t>
-      </w:r>
-    </w:p>
-    <w:p>
-      <w:r>
-        <w:rPr>
-          <w:highlight w:val="yellow"/>
-        </w:rPr>
-        <w:t>Ответ.</w:t>
-      </w:r>
-    </w:p>
-    <w:p>
-      <w:r>
-        <w:rPr>
-          <w:highlight w:val="yellow"/>
-        </w:rPr>
-        <w:t>…</w:t>
-      </w:r>
-    </w:p>
-    <w:p>
-      <w:r>
-        <w:rPr>
-          <w:highlight w:val="yellow"/>
-        </w:rPr>
-        <w:t>Писать кратко – только основную суть.</w:t>
+        <w:numPr>
+          <w:ilvl w:val="0"/>
+          <w:numId w:val="22"/>
+        </w:numPr>
+      </w:pPr>
+      <w:r>
+        <w:rPr>
+          <w:b/>
+          <w:bCs/>
+        </w:rPr>
+        <w:t>Раскройте понятие указателя в языке С. Опишите синтаксис объявления указателя.</w:t>
+      </w:r>
+      <w:r>
+        <w:br/>
+        <w:t>Указатель — это переменная, которая хранит адрес другой переменной в памяти</w:t>
+      </w:r>
+      <w:r>
+        <w:t xml:space="preserve"> и позволяет к ней обращаться.</w:t>
+      </w:r>
+      <w:r>
+        <w:br/>
+        <w:t xml:space="preserve">Синтаксис объявления: </w:t>
+      </w:r>
+      <w:r>
+        <w:rPr>
+          <w:i/>
+          <w:iCs/>
+        </w:rPr>
+        <w:t>тип_данных *имя_указателя</w:t>
+      </w:r>
+      <w:r>
+        <w:t>;</w:t>
+      </w:r>
+    </w:p>
+    <w:p>
+      <w:pPr>
+        <w:numPr>
+          <w:ilvl w:val="0"/>
+          <w:numId w:val="22"/>
+        </w:numPr>
+      </w:pPr>
+      <w:r>
+        <w:rPr>
+          <w:b/>
+          <w:bCs/>
+        </w:rPr>
+        <w:t>В чем преимущество использования операций new и delete в языке С++ по сравнению с аналогичными средствами языка С?</w:t>
+      </w:r>
+      <w:r>
+        <w:br/>
+        <w:t>Операторы new и delete в C++ автоматически вызывают конструкторы и деструкторы объектов, обеспечивая правильную инициализацию и очистку. В отличие от malloc и free в C, new также является типобезопасным, возвращая указатель нужного типа без явного приведения.</w:t>
+      </w:r>
+    </w:p>
+    <w:p>
+      <w:pPr>
+        <w:numPr>
+          <w:ilvl w:val="0"/>
+          <w:numId w:val="22"/>
+        </w:numPr>
+      </w:pPr>
+      <w:r>
+        <w:rPr>
+          <w:b/>
+          <w:bCs/>
+        </w:rPr>
+        <w:t>В чем заключаются преимущества использования динамических массивов?</w:t>
+      </w:r>
+      <w:r>
+        <w:br/>
+        <w:t>Основные преимущества динамических массивов — это возможность изменять их размер во время выполнения программы</w:t>
+      </w:r>
+      <w:r>
+        <w:t>, выделять память под массивы произвольного размера</w:t>
+      </w:r>
+      <w:r>
+        <w:t xml:space="preserve"> и управлять временем их жизни, которое не ограничено областью видимости.</w:t>
+      </w:r>
+    </w:p>
+    <w:p>
+      <w:pPr>
+        <w:numPr>
+          <w:ilvl w:val="0"/>
+          <w:numId w:val="22"/>
+        </w:numPr>
+      </w:pPr>
+      <w:r>
+        <w:rPr>
+          <w:b/>
+          <w:bCs/>
+        </w:rPr>
+        <w:t>Как производится обращение к элементам динамических массивов?</w:t>
+      </w:r>
+      <w:r>
+        <w:br/>
+        <w:t>Обращение к элементам динамических массивов производится так же, как и к элементам статических массивов — с помощью оператора индексации</w:t>
       </w:r>
       <w:r>
         <w:t xml:space="preserve"> </w:t>
       </w:r>
+      <w:proofErr w:type="spellStart"/>
+      <w:r>
+        <w:rPr>
+          <w:i/>
+          <w:iCs/>
+        </w:rPr>
+        <w:t>arr</w:t>
+      </w:r>
+      <w:proofErr w:type="spellEnd"/>
+      <w:r>
+        <w:rPr>
+          <w:i/>
+          <w:iCs/>
+        </w:rPr>
+        <w:t>[0] = 5</w:t>
+      </w:r>
+      <w:r>
+        <w:t xml:space="preserve"> или через арифметику указателей</w:t>
+      </w:r>
+      <w:r>
+        <w:t xml:space="preserve"> </w:t>
+      </w:r>
+      <w:r>
+        <w:rPr>
+          <w:i/>
+          <w:iCs/>
+        </w:rPr>
+        <w:t>*(</w:t>
+      </w:r>
+      <w:proofErr w:type="spellStart"/>
+      <w:r>
+        <w:rPr>
+          <w:i/>
+          <w:iCs/>
+        </w:rPr>
+        <w:t>arr</w:t>
+      </w:r>
+      <w:proofErr w:type="spellEnd"/>
+      <w:r>
+        <w:rPr>
+          <w:i/>
+          <w:iCs/>
+        </w:rPr>
+        <w:t xml:space="preserve"> + i)</w:t>
+      </w:r>
+      <w:r>
+        <w:t>.</w:t>
+      </w:r>
+    </w:p>
+    <w:p>
+      <w:pPr>
+        <w:numPr>
+          <w:ilvl w:val="0"/>
+          <w:numId w:val="22"/>
+        </w:numPr>
+      </w:pPr>
+      <w:r>
+        <w:rPr>
+          <w:b/>
+          <w:bCs/>
+        </w:rPr>
+        <w:t>Как производится определение пользовательских функций в языке С?</w:t>
+      </w:r>
+      <w:r>
+        <w:br/>
+        <w:t>Определение пользовательской функции в C включает в себя указание типа возвращаемого значения, имени функции, списка параметров в скобках и тела функции в фигурных скобках, содержащего исполняемый код.</w:t>
+      </w:r>
+    </w:p>
+    <w:p>
+      <w:pPr>
+        <w:numPr>
+          <w:ilvl w:val="0"/>
+          <w:numId w:val="22"/>
+        </w:numPr>
+      </w:pPr>
+      <w:r>
+        <w:rPr>
+          <w:b/>
+          <w:bCs/>
+        </w:rPr>
+        <w:t>Как происходит передача параметров в функцию по значению/ адресу?</w:t>
+      </w:r>
+    </w:p>
+    <w:p>
+      <w:pPr>
+        <w:numPr>
+          <w:ilvl w:val="1"/>
+          <w:numId w:val="22"/>
+        </w:numPr>
+      </w:pPr>
+      <w:r>
+        <w:rPr>
+          <w:b/>
+          <w:bCs/>
+        </w:rPr>
+        <w:t>По значению:</w:t>
+      </w:r>
+      <w:r>
+        <w:t xml:space="preserve"> в функцию передается копия значения переменной. </w:t>
+      </w:r>
+      <w:r>
+        <w:t>Изменения внутри функции не влияют на оригинал</w:t>
+      </w:r>
+      <w:r>
+        <w:t>.</w:t>
+      </w:r>
+    </w:p>
+    <w:p>
+      <w:pPr>
+        <w:numPr>
+          <w:ilvl w:val="1"/>
+          <w:numId w:val="22"/>
+        </w:numPr>
+      </w:pPr>
+      <w:r>
+        <w:rPr>
+          <w:b/>
+          <w:bCs/>
+        </w:rPr>
+        <w:t>По адресу</w:t>
+      </w:r>
+      <w:r>
+        <w:rPr>
+          <w:b/>
+          <w:bCs/>
+        </w:rPr>
+        <w:t xml:space="preserve">: </w:t>
+      </w:r>
+      <w:r>
+        <w:t xml:space="preserve">в функцию передается адрес переменной. </w:t>
+      </w:r>
+      <w:r>
+        <w:t>Функция может изменить оригинал</w:t>
+      </w:r>
+      <w:r>
+        <w:t>.</w:t>
+      </w:r>
+    </w:p>
+    <w:p>
+      <w:pPr>
+        <w:numPr>
+          <w:ilvl w:val="0"/>
+          <w:numId w:val="22"/>
+        </w:numPr>
+        <w:rPr>
+          <w:i/>
+          <w:iCs/>
+        </w:rPr>
+      </w:pPr>
+      <w:r>
+        <w:rPr>
+          <w:b/>
+          <w:bCs/>
+        </w:rPr>
+        <w:t>Какого типа значения может возвращать функция? Как вернуть из функции несколько значений?</w:t>
+      </w:r>
+      <w:r>
+        <w:br/>
+        <w:t xml:space="preserve">Функция может возвращать значение любого базового или производного типа данных или не возвращать ничего (тип </w:t>
+      </w:r>
+      <w:r>
+        <w:rPr>
+          <w:i/>
+          <w:iCs/>
+        </w:rPr>
+        <w:t>void</w:t>
+      </w:r>
+      <w:r>
+        <w:t>). Чтобы вернуть несколько значений, можно использовать структуру, передать параметры по ссылке или через указатель</w:t>
+      </w:r>
+      <w:r>
+        <w:t xml:space="preserve"> или использовать </w:t>
+      </w:r>
+      <w:proofErr w:type="spellStart"/>
+      <w:proofErr w:type="gramStart"/>
+      <w:r>
+        <w:rPr>
+          <w:i/>
+          <w:iCs/>
+        </w:rPr>
+        <w:t>std</w:t>
+      </w:r>
+      <w:proofErr w:type="spellEnd"/>
+      <w:r>
+        <w:rPr>
+          <w:i/>
+          <w:iCs/>
+        </w:rPr>
+        <w:t>::</w:t>
+      </w:r>
+      <w:proofErr w:type="spellStart"/>
+      <w:proofErr w:type="gramEnd"/>
+      <w:r>
+        <w:rPr>
+          <w:i/>
+          <w:iCs/>
+        </w:rPr>
+        <w:t>tuple</w:t>
+      </w:r>
+      <w:proofErr w:type="spellEnd"/>
+      <w:r>
+        <w:t xml:space="preserve"> </w:t>
+      </w:r>
+      <w:r>
+        <w:t xml:space="preserve">и </w:t>
+      </w:r>
+      <w:proofErr w:type="spellStart"/>
+      <w:proofErr w:type="gramStart"/>
+      <w:r>
+        <w:rPr>
+          <w:i/>
+          <w:iCs/>
+        </w:rPr>
+        <w:t>std</w:t>
+      </w:r>
+      <w:proofErr w:type="spellEnd"/>
+      <w:r>
+        <w:rPr>
+          <w:i/>
+          <w:iCs/>
+        </w:rPr>
+        <w:t>::</w:t>
+      </w:r>
+      <w:proofErr w:type="spellStart"/>
+      <w:proofErr w:type="gramEnd"/>
+      <w:r>
+        <w:rPr>
+          <w:i/>
+          <w:iCs/>
+        </w:rPr>
+        <w:t>pair</w:t>
+      </w:r>
+      <w:proofErr w:type="spellEnd"/>
+      <w:r>
+        <w:rPr>
+          <w:i/>
+          <w:iCs/>
+        </w:rPr>
+        <w:t>.</w:t>
+      </w:r>
+    </w:p>
+    <w:p>
+      <w:pPr>
+        <w:numPr>
+          <w:ilvl w:val="0"/>
+          <w:numId w:val="22"/>
+        </w:numPr>
+      </w:pPr>
+      <w:r>
+        <w:rPr>
+          <w:b/>
+          <w:bCs/>
+        </w:rPr>
+        <w:t>Как организуется доступ к файлам? Какие виды доступа вы знаете? Каким образом можно считать/записать данные из текстового файла?</w:t>
+      </w:r>
+      <w:r>
+        <w:br/>
+      </w:r>
+      <w:r>
+        <w:t>Доступ к файлам организуется через потоки (</w:t>
+      </w:r>
+      <w:proofErr w:type="spellStart"/>
+      <w:r>
+        <w:rPr>
+          <w:i/>
+          <w:iCs/>
+        </w:rPr>
+        <w:t>iostream</w:t>
+      </w:r>
+      <w:proofErr w:type="spellEnd"/>
+      <w:r>
+        <w:t>) или стандартную библиотеку (</w:t>
+      </w:r>
+      <w:proofErr w:type="spellStart"/>
+      <w:r>
+        <w:rPr>
+          <w:i/>
+          <w:iCs/>
+        </w:rPr>
+        <w:t>stdio.h</w:t>
+      </w:r>
+      <w:proofErr w:type="spellEnd"/>
+      <w:r>
+        <w:t>).</w:t>
+      </w:r>
+      <w:r>
+        <w:t xml:space="preserve"> </w:t>
+      </w:r>
+      <w:r>
+        <w:t>Основные виды доступа: чтение</w:t>
+      </w:r>
+      <w:r>
+        <w:t xml:space="preserve">, </w:t>
+      </w:r>
+      <w:r>
+        <w:t>запись, добавление</w:t>
+      </w:r>
+      <w:r>
+        <w:t xml:space="preserve"> в конец</w:t>
+      </w:r>
+      <w:r>
+        <w:t>,</w:t>
+      </w:r>
+      <w:r>
+        <w:t xml:space="preserve"> перемещение в конец при открытии, а также двоичный режим.</w:t>
+      </w:r>
+      <w:r>
+        <w:t xml:space="preserve"> Для </w:t>
+      </w:r>
+      <w:r>
+        <w:lastRenderedPageBreak/>
+        <w:t xml:space="preserve">чтения/записи данных из текстового файла используются функции форматированного ввода/вывода (например, </w:t>
+      </w:r>
+      <w:proofErr w:type="spellStart"/>
+      <w:r>
+        <w:t>fscanf</w:t>
+      </w:r>
+      <w:proofErr w:type="spellEnd"/>
+      <w:r>
+        <w:t>/</w:t>
+      </w:r>
+      <w:proofErr w:type="spellStart"/>
+      <w:r>
+        <w:t>fprintf</w:t>
+      </w:r>
+      <w:proofErr w:type="spellEnd"/>
+      <w:r>
+        <w:t xml:space="preserve"> в C, операторы &gt;&gt;/&lt;&lt; в C++) или функции для работы со строками (например, </w:t>
+      </w:r>
+      <w:proofErr w:type="spellStart"/>
+      <w:r>
+        <w:t>fgets</w:t>
+      </w:r>
+      <w:proofErr w:type="spellEnd"/>
+      <w:r>
+        <w:t>/</w:t>
+      </w:r>
+      <w:proofErr w:type="spellStart"/>
+      <w:r>
+        <w:t>fputs</w:t>
+      </w:r>
+      <w:proofErr w:type="spellEnd"/>
+      <w:r>
+        <w:t>).</w:t>
+      </w:r>
+    </w:p>
+    <w:p>
+      <w:pPr>
+        <w:numPr>
+          <w:ilvl w:val="0"/>
+          <w:numId w:val="22"/>
+        </w:numPr>
+      </w:pPr>
+      <w:r>
+        <w:rPr>
+          <w:b/>
+          <w:bCs/>
+        </w:rPr>
+        <w:t>Что такое класс? Как выполнить объявление класса?</w:t>
+      </w:r>
+      <w:r>
+        <w:br/>
+      </w:r>
+      <w:r>
+        <w:t>Класс — это пользовательский тип данных, который объединяет данные (атрибуты) и функции (методы), работающие с этими данными.</w:t>
+      </w:r>
+      <w:r>
+        <w:t xml:space="preserve"> </w:t>
+      </w:r>
+      <w:r>
+        <w:t xml:space="preserve">Объявление класса выполняется с помощью ключевого слова </w:t>
+      </w:r>
+      <w:r>
+        <w:rPr>
+          <w:i/>
+          <w:iCs/>
+        </w:rPr>
+        <w:t>class</w:t>
+      </w:r>
+      <w:r>
+        <w:t>, за которым следует имя класса и тело класса в фигурных скобках, завершающееся точкой с запятой.</w:t>
+      </w:r>
+    </w:p>
+    <w:p>
+      <w:pPr>
+        <w:numPr>
+          <w:ilvl w:val="0"/>
+          <w:numId w:val="22"/>
+        </w:numPr>
+      </w:pPr>
+      <w:r>
+        <w:rPr>
+          <w:b/>
+          <w:bCs/>
+        </w:rPr>
+        <w:t>Как в классе реализуется инкапсуляция?</w:t>
+      </w:r>
+      <w:r>
+        <w:br/>
+      </w:r>
+      <w:r>
+        <w:t>Инкапсуляция — это сокрытие деталей реализации и предоставление интерфейса для работы с объектом.</w:t>
+      </w:r>
+      <w:r>
+        <w:t xml:space="preserve"> Это достигается с помощью </w:t>
+      </w:r>
+      <w:r>
+        <w:t>модификаторов</w:t>
+      </w:r>
+      <w:r>
+        <w:t xml:space="preserve"> доступа (</w:t>
+      </w:r>
+      <w:proofErr w:type="spellStart"/>
+      <w:r>
+        <w:t>private</w:t>
+      </w:r>
+      <w:proofErr w:type="spellEnd"/>
+      <w:r>
+        <w:t xml:space="preserve">, </w:t>
+      </w:r>
+      <w:proofErr w:type="spellStart"/>
+      <w:r>
+        <w:t>protected</w:t>
+      </w:r>
+      <w:proofErr w:type="spellEnd"/>
+      <w:r>
+        <w:t>), которые ограничивают доступ к членам класса, предоставляя для взаимодействия с ними открытые методы (</w:t>
+      </w:r>
+      <w:proofErr w:type="spellStart"/>
+      <w:r>
+        <w:t>public</w:t>
+      </w:r>
+      <w:proofErr w:type="spellEnd"/>
+      <w:r>
+        <w:t>).</w:t>
+      </w:r>
+    </w:p>
+    <w:p>
+      <w:pPr>
+        <w:numPr>
+          <w:ilvl w:val="0"/>
+          <w:numId w:val="22"/>
+        </w:numPr>
+      </w:pPr>
+      <w:r>
+        <w:rPr>
+          <w:b/>
+          <w:bCs/>
+        </w:rPr>
+        <w:t>Каким образом элементы класса получают атрибуты доступа?</w:t>
+      </w:r>
+      <w:r>
+        <w:br/>
+        <w:t xml:space="preserve">Элементы класса получают атрибуты доступа с помощью спецификаторов </w:t>
+      </w:r>
+      <w:proofErr w:type="spellStart"/>
+      <w:r>
+        <w:t>public</w:t>
+      </w:r>
+      <w:proofErr w:type="spellEnd"/>
+      <w:r>
+        <w:t xml:space="preserve">, </w:t>
+      </w:r>
+      <w:proofErr w:type="spellStart"/>
+      <w:r>
+        <w:t>private</w:t>
+      </w:r>
+      <w:proofErr w:type="spellEnd"/>
+      <w:r>
+        <w:t xml:space="preserve"> и </w:t>
+      </w:r>
+      <w:proofErr w:type="spellStart"/>
+      <w:r>
+        <w:t>protected</w:t>
+      </w:r>
+      <w:proofErr w:type="spellEnd"/>
+      <w:r>
+        <w:t>. Все члены, объявленные после спецификатора, имеют соответствующий уровень доступа до следующего спецификатора.</w:t>
+      </w:r>
+    </w:p>
+    <w:p>
+      <w:pPr>
+        <w:numPr>
+          <w:ilvl w:val="0"/>
+          <w:numId w:val="22"/>
+        </w:numPr>
+      </w:pPr>
+      <w:r>
+        <w:rPr>
+          <w:b/>
+          <w:bCs/>
+        </w:rPr>
+        <w:t>Что такое объект класса и как выполнить объявление объекта класса в программе?</w:t>
+      </w:r>
+      <w:r>
+        <w:br/>
+        <w:t xml:space="preserve">Объект — это конкретный экземпляр класса, созданный в памяти. Объявление: </w:t>
+      </w:r>
+      <w:r>
+        <w:rPr>
+          <w:i/>
+          <w:iCs/>
+        </w:rPr>
+        <w:t>имя_класса имя_объекта</w:t>
+      </w:r>
+      <w:r>
+        <w:t>.</w:t>
+      </w:r>
+    </w:p>
+    <w:p>
+      <w:pPr>
+        <w:numPr>
+          <w:ilvl w:val="0"/>
+          <w:numId w:val="22"/>
+        </w:numPr>
+      </w:pPr>
+      <w:r>
+        <w:rPr>
+          <w:b/>
+          <w:bCs/>
+        </w:rPr>
+        <w:t>Что такое методы класса? Каковы особенности объявления и определения методов класса?</w:t>
+      </w:r>
+      <w:r>
+        <w:br/>
+      </w:r>
+      <w:r>
+        <w:t>Методы класса — это функции, определенные внутри класса и работающие с его данными</w:t>
+      </w:r>
+      <w:r>
+        <w:t xml:space="preserve">. </w:t>
+      </w:r>
+      <w:r>
+        <w:t>Могут быть объявлены внутри класса (встроенные) или вне (с указанием имени класса через ::)</w:t>
+      </w:r>
+      <w:r>
+        <w:t>.</w:t>
+      </w:r>
+    </w:p>
+    <w:p>
+      <w:pPr>
+        <w:numPr>
+          <w:ilvl w:val="0"/>
+          <w:numId w:val="22"/>
+        </w:numPr>
+      </w:pPr>
+      <w:r>
+        <w:rPr>
+          <w:b/>
+          <w:bCs/>
+        </w:rPr>
+        <w:t xml:space="preserve">Что такое указатель </w:t>
+      </w:r>
+      <w:proofErr w:type="spellStart"/>
+      <w:r>
+        <w:rPr>
+          <w:b/>
+          <w:bCs/>
+        </w:rPr>
+        <w:t>this</w:t>
+      </w:r>
+      <w:proofErr w:type="spellEnd"/>
+      <w:r>
+        <w:rPr>
+          <w:b/>
+          <w:bCs/>
+        </w:rPr>
+        <w:t>? Как выполняется вызов метода класса?</w:t>
+      </w:r>
+      <w:r>
+        <w:br/>
+      </w:r>
+      <w:proofErr w:type="spellStart"/>
+      <w:r>
+        <w:t>this</w:t>
+      </w:r>
+      <w:proofErr w:type="spellEnd"/>
+      <w:r>
+        <w:t xml:space="preserve"> — это указатель, который хранит адрес текущего объекта, для которого вызван метод. Автоматически передается компилятором.</w:t>
+      </w:r>
+      <w:r>
+        <w:t xml:space="preserve"> Вызов метода класса выполняется с помощью</w:t>
+      </w:r>
+      <w:r>
+        <w:t xml:space="preserve"> специального</w:t>
+      </w:r>
+      <w:r>
+        <w:t xml:space="preserve"> оператора</w:t>
+      </w:r>
+      <w:r>
+        <w:t xml:space="preserve"> </w:t>
+      </w:r>
+      <w:proofErr w:type="gramStart"/>
+      <w:r>
+        <w:t>.</w:t>
+      </w:r>
+      <w:proofErr w:type="gramEnd"/>
+      <w:r>
+        <w:t xml:space="preserve"> или -&gt; (для указателей на объекты).</w:t>
+      </w:r>
+    </w:p>
+    <w:p>
+      <w:pPr>
+        <w:numPr>
+          <w:ilvl w:val="0"/>
+          <w:numId w:val="22"/>
+        </w:numPr>
+      </w:pPr>
+      <w:r>
+        <w:rPr>
+          <w:b/>
+          <w:bCs/>
+        </w:rPr>
+        <w:t>Какие функции называются конструкторами? Каков механизм передачи параметров конструктору?</w:t>
+      </w:r>
+      <w:r>
+        <w:br/>
+        <w:t>Конструкторы — это специальные методы класса, которые автоматически вызываются при создании объекта. Они имеют то же имя, что и класс, и не имеют возвращаемого типа. Параметры передаются конструктору в скобках при объявлении объекта.</w:t>
+      </w:r>
+    </w:p>
+    <w:p>
+      <w:pPr>
+        <w:numPr>
+          <w:ilvl w:val="0"/>
+          <w:numId w:val="22"/>
+        </w:numPr>
+      </w:pPr>
+      <w:r>
+        <w:rPr>
+          <w:b/>
+          <w:bCs/>
+        </w:rPr>
+        <w:t>Что такое конструктор по умолчанию и какую пользу приносит его наличие?</w:t>
+      </w:r>
+      <w:r>
+        <w:br/>
+      </w:r>
+      <w:r>
+        <w:t>Конструктор — это специальная функция класса, которая вызывается автоматически при создании объекта. Используется для инициализации объекта.</w:t>
+      </w:r>
+      <w:r>
+        <w:t xml:space="preserve"> </w:t>
+      </w:r>
+      <w:r>
+        <w:t xml:space="preserve">Может быть перегружен для определения конструкторов с разными </w:t>
+      </w:r>
+      <w:r>
+        <w:lastRenderedPageBreak/>
+        <w:t xml:space="preserve">параметрами. </w:t>
+      </w:r>
+      <w:r>
+        <w:t>Если ни один конструктор не определен, компилятор создает его автоматически.</w:t>
+      </w:r>
+    </w:p>
+    <w:p>
+      <w:pPr>
+        <w:numPr>
+          <w:ilvl w:val="0"/>
+          <w:numId w:val="22"/>
+        </w:numPr>
+      </w:pPr>
+      <w:r>
+        <w:rPr>
+          <w:b/>
+          <w:bCs/>
+        </w:rPr>
+        <w:t>Как выполняется инициализация объектов класса?</w:t>
+      </w:r>
+      <w:r>
+        <w:br/>
+        <w:t xml:space="preserve">Инициализация объектов класса происходит при их создании с помощью конструкторов. Значения для членов класса могут передаваться как параметры конструктору, который затем присваивает их соответствующим полям. Также </w:t>
+      </w:r>
+      <w:r>
+        <w:t>и</w:t>
+      </w:r>
+      <w:r>
+        <w:t>нициализация может происходить в списке инициализации</w:t>
+      </w:r>
+      <w:r>
+        <w:t>.</w:t>
+      </w:r>
+    </w:p>
+    <w:p>
+      <w:pPr>
+        <w:numPr>
+          <w:ilvl w:val="0"/>
+          <w:numId w:val="22"/>
+        </w:numPr>
+      </w:pPr>
+      <w:r>
+        <w:rPr>
+          <w:b/>
+          <w:bCs/>
+        </w:rPr>
+        <w:t>Каким образом в программе можно создать объект класса, элементы-данные которого являются копиями элементов данных созданного ранее объекта?</w:t>
+      </w:r>
+      <w:r>
+        <w:br/>
+        <w:t xml:space="preserve">Это можно сделать с помощью конструктора копирования. Он вызывается автоматически при инициализации нового объекта существующим, например: </w:t>
+      </w:r>
+      <w:proofErr w:type="spellStart"/>
+      <w:r>
+        <w:t>MyClass</w:t>
+      </w:r>
+      <w:proofErr w:type="spellEnd"/>
+      <w:r>
+        <w:t xml:space="preserve"> </w:t>
+      </w:r>
+      <w:proofErr w:type="spellStart"/>
+      <w:r>
+        <w:t>newObject</w:t>
+      </w:r>
+      <w:proofErr w:type="spellEnd"/>
+      <w:r>
+        <w:t xml:space="preserve"> = </w:t>
+      </w:r>
+      <w:proofErr w:type="spellStart"/>
+      <w:r>
+        <w:t>oldObject</w:t>
+      </w:r>
+      <w:proofErr w:type="spellEnd"/>
+      <w:r>
+        <w:t xml:space="preserve">; или </w:t>
+      </w:r>
+      <w:proofErr w:type="spellStart"/>
+      <w:r>
+        <w:t>MyClass</w:t>
+      </w:r>
+      <w:proofErr w:type="spellEnd"/>
+      <w:r>
+        <w:t xml:space="preserve"> </w:t>
+      </w:r>
+      <w:proofErr w:type="spellStart"/>
+      <w:r>
+        <w:t>newObject</w:t>
+      </w:r>
+      <w:proofErr w:type="spellEnd"/>
+      <w:r>
+        <w:t>(</w:t>
+      </w:r>
+      <w:proofErr w:type="spellStart"/>
+      <w:r>
+        <w:t>oldObject</w:t>
+      </w:r>
+      <w:proofErr w:type="spellEnd"/>
+      <w:proofErr w:type="gramStart"/>
+      <w:r>
+        <w:t>);.</w:t>
+      </w:r>
+      <w:proofErr w:type="gramEnd"/>
+    </w:p>
+    <w:p>
+      <w:pPr>
+        <w:numPr>
+          <w:ilvl w:val="0"/>
+          <w:numId w:val="22"/>
+        </w:numPr>
+      </w:pPr>
+      <w:r>
+        <w:rPr>
+          <w:b/>
+          <w:bCs/>
+        </w:rPr>
+        <w:t>Каким образом осуществляется перегрузка операций в языке С++?</w:t>
+      </w:r>
+      <w:r>
+        <w:br/>
+      </w:r>
+      <w:r>
+        <w:t>Перегрузка операций — это возможность определить поведение операторов для пользовательских типов.</w:t>
+      </w:r>
+      <w:r>
+        <w:t xml:space="preserve"> </w:t>
+      </w:r>
+      <w:r>
+        <w:t>Это делается через метод класса или дружественную функцию.</w:t>
+      </w:r>
+    </w:p>
+    <w:p>
+      <w:pPr>
+        <w:numPr>
+          <w:ilvl w:val="0"/>
+          <w:numId w:val="22"/>
+        </w:numPr>
+      </w:pPr>
+      <w:r>
+        <w:rPr>
+          <w:b/>
+          <w:bCs/>
+        </w:rPr>
+        <w:t>Какие операции не могут быть перегружены?</w:t>
+      </w:r>
+    </w:p>
+    <w:p>
+      <w:pPr>
+        <w:numPr>
+          <w:ilvl w:val="0"/>
+          <w:numId w:val="26"/>
+        </w:numPr>
+      </w:pPr>
+      <w:proofErr w:type="gramStart"/>
+      <w:r>
+        <w:t>::</w:t>
+      </w:r>
+      <w:proofErr w:type="gramEnd"/>
+      <w:r>
+        <w:t xml:space="preserve"> (область видимости)</w:t>
+      </w:r>
+    </w:p>
+    <w:p>
+      <w:pPr>
+        <w:numPr>
+          <w:ilvl w:val="0"/>
+          <w:numId w:val="26"/>
+        </w:numPr>
+      </w:pPr>
+      <w:r>
+        <w:t>.* (выбор через указатель на член)</w:t>
+      </w:r>
+    </w:p>
+    <w:p>
+      <w:pPr>
+        <w:numPr>
+          <w:ilvl w:val="0"/>
+          <w:numId w:val="26"/>
+        </w:numPr>
+      </w:pPr>
+      <w:r>
+        <w:t>. (выбор члена)</w:t>
+      </w:r>
+    </w:p>
+    <w:p>
+      <w:pPr>
+        <w:numPr>
+          <w:ilvl w:val="0"/>
+          <w:numId w:val="26"/>
+        </w:numPr>
+      </w:pPr>
+      <w:proofErr w:type="gramStart"/>
+      <w:r>
+        <w:t>?:</w:t>
+      </w:r>
+      <w:proofErr w:type="gramEnd"/>
+      <w:r>
+        <w:t xml:space="preserve"> (условный оператор)</w:t>
+      </w:r>
+    </w:p>
+    <w:p>
+      <w:pPr>
+        <w:numPr>
+          <w:ilvl w:val="0"/>
+          <w:numId w:val="26"/>
+        </w:numPr>
+      </w:pPr>
+      <w:proofErr w:type="spellStart"/>
+      <w:r>
+        <w:t>sizeof</w:t>
+      </w:r>
+      <w:proofErr w:type="spellEnd"/>
+    </w:p>
+    <w:p>
+      <w:pPr>
+        <w:numPr>
+          <w:ilvl w:val="0"/>
+          <w:numId w:val="26"/>
+        </w:numPr>
+      </w:pPr>
+      <w:proofErr w:type="spellStart"/>
+      <w:r>
+        <w:t>typeid</w:t>
+      </w:r>
+      <w:proofErr w:type="spellEnd"/>
+    </w:p>
+    <w:p>
+      <w:pPr>
+        <w:numPr>
+          <w:ilvl w:val="0"/>
+          <w:numId w:val="26"/>
+        </w:numPr>
+        <w:ind w:left="720" w:firstLine="0"/>
+      </w:pPr>
+      <w:proofErr w:type="spellStart"/>
+      <w:r>
+        <w:t>alignof</w:t>
+      </w:r>
+      <w:proofErr w:type="spellEnd"/>
+    </w:p>
+    <w:p>
+      <w:pPr>
+        <w:numPr>
+          <w:ilvl w:val="0"/>
+          <w:numId w:val="22"/>
+        </w:numPr>
+      </w:pPr>
+      <w:r>
+        <w:rPr>
+          <w:b/>
+          <w:bCs/>
+        </w:rPr>
+        <w:t>Теряет ли операция при перегрузке свое исходное назначение?</w:t>
+      </w:r>
+      <w:r>
+        <w:br/>
+      </w:r>
+      <w:r>
+        <w:t>Нет. Перегрузка оператора не изменяет его поведение для встроенных типов</w:t>
+      </w:r>
+      <w:r>
+        <w:t>, о</w:t>
+      </w:r>
+      <w:r>
+        <w:t>на работает только для пользовательски</w:t>
+      </w:r>
+      <w:r>
+        <w:t>х</w:t>
+      </w:r>
+      <w:r>
+        <w:t>.</w:t>
+      </w:r>
+    </w:p>
+    <w:p>
+      <w:pPr>
+        <w:numPr>
+          <w:ilvl w:val="0"/>
+          <w:numId w:val="22"/>
+        </w:numPr>
+      </w:pPr>
+      <w:r>
+        <w:rPr>
+          <w:b/>
+          <w:bCs/>
+        </w:rPr>
+        <w:t>Каков синтаксис объявления оператора-функции?</w:t>
+      </w:r>
+      <w:r>
+        <w:br/>
+      </w:r>
+      <w:proofErr w:type="spellStart"/>
+      <w:r>
+        <w:rPr>
+          <w:i/>
+          <w:iCs/>
+        </w:rPr>
+        <w:t>return_type</w:t>
+      </w:r>
+      <w:proofErr w:type="spellEnd"/>
+      <w:r>
+        <w:rPr>
+          <w:i/>
+          <w:iCs/>
+        </w:rPr>
+        <w:t xml:space="preserve"> </w:t>
+      </w:r>
+      <w:proofErr w:type="spellStart"/>
+      <w:r>
+        <w:rPr>
+          <w:i/>
+          <w:iCs/>
+        </w:rPr>
+        <w:t>operator</w:t>
+      </w:r>
+      <w:proofErr w:type="spellEnd"/>
+      <w:r>
+        <w:rPr>
+          <w:i/>
+          <w:iCs/>
+        </w:rPr>
+        <w:t>@ (</w:t>
+      </w:r>
+      <w:proofErr w:type="spellStart"/>
+      <w:r>
+        <w:rPr>
+          <w:i/>
+          <w:iCs/>
+        </w:rPr>
+        <w:t>parameters</w:t>
+      </w:r>
+      <w:proofErr w:type="spellEnd"/>
+      <w:r>
+        <w:rPr>
+          <w:i/>
+          <w:iCs/>
+        </w:rPr>
+        <w:t>)</w:t>
+      </w:r>
+    </w:p>
+    <w:p>
+      <w:pPr>
+        <w:numPr>
+          <w:ilvl w:val="0"/>
+          <w:numId w:val="22"/>
+        </w:numPr>
+      </w:pPr>
+      <w:r>
+        <w:rPr>
+          <w:b/>
+          <w:bCs/>
+        </w:rPr>
+        <w:t>Почему при перегрузке унарных операций оператор-функция не имеет параметров?</w:t>
+      </w:r>
+      <w:r>
+        <w:br/>
+      </w:r>
+      <w:r>
+        <w:t xml:space="preserve">Унарный оператор (например, -, !, ++) применяется к одному операнду — текущему объекту. Поэтому параметр не нужен — используется </w:t>
+      </w:r>
+      <w:proofErr w:type="spellStart"/>
+      <w:r>
+        <w:rPr>
+          <w:i/>
+          <w:iCs/>
+        </w:rPr>
+        <w:t>this</w:t>
+      </w:r>
+      <w:proofErr w:type="spellEnd"/>
+      <w:r>
+        <w:t>.</w:t>
+      </w:r>
+    </w:p>
+    <w:p>
+      <w:pPr>
+        <w:numPr>
+          <w:ilvl w:val="0"/>
+          <w:numId w:val="22"/>
+        </w:numPr>
+      </w:pPr>
+      <w:r>
+        <w:rPr>
+          <w:b/>
+          <w:bCs/>
+        </w:rPr>
+        <w:t>Как различить префиксную и постфиксную операции инкремента при перегрузке?</w:t>
+      </w:r>
+      <w:r>
+        <w:br/>
+        <w:t xml:space="preserve">Для различения используется фиктивный </w:t>
+      </w:r>
+      <w:proofErr w:type="spellStart"/>
+      <w:r>
+        <w:t>int</w:t>
+      </w:r>
+      <w:proofErr w:type="spellEnd"/>
+      <w:r>
+        <w:t xml:space="preserve"> параметр. Префиксная форма (++</w:t>
+      </w:r>
+      <w:proofErr w:type="spellStart"/>
+      <w:r>
+        <w:t>obj</w:t>
+      </w:r>
+      <w:proofErr w:type="spellEnd"/>
+      <w:r>
+        <w:t>) объявляется без параметров (</w:t>
+      </w:r>
+      <w:proofErr w:type="spellStart"/>
+      <w:r>
+        <w:t>operator</w:t>
+      </w:r>
+      <w:proofErr w:type="spellEnd"/>
+      <w:r>
+        <w:t>++()), а постфиксная (</w:t>
+      </w:r>
+      <w:proofErr w:type="spellStart"/>
+      <w:r>
+        <w:t>obj</w:t>
+      </w:r>
+      <w:proofErr w:type="spellEnd"/>
+      <w:r>
+        <w:t xml:space="preserve">++) — с одним параметром типа </w:t>
+      </w:r>
+      <w:proofErr w:type="spellStart"/>
+      <w:r>
+        <w:t>int</w:t>
+      </w:r>
+      <w:proofErr w:type="spellEnd"/>
+      <w:r>
+        <w:t xml:space="preserve"> (</w:t>
+      </w:r>
+      <w:proofErr w:type="spellStart"/>
+      <w:r>
+        <w:t>operator</w:t>
+      </w:r>
+      <w:proofErr w:type="spellEnd"/>
+      <w:r>
+        <w:t>++(</w:t>
+      </w:r>
+      <w:proofErr w:type="spellStart"/>
+      <w:r>
+        <w:t>int</w:t>
+      </w:r>
+      <w:proofErr w:type="spellEnd"/>
+      <w:r>
+        <w:t>)), который не используется в теле функции.</w:t>
+      </w:r>
+    </w:p>
+    <w:p>
+      <w:pPr>
+        <w:numPr>
+          <w:ilvl w:val="0"/>
+          <w:numId w:val="22"/>
+        </w:numPr>
+      </w:pPr>
+      <w:r>
+        <w:rPr>
+          <w:b/>
+          <w:bCs/>
+        </w:rPr>
+        <w:t>Какая функция называется другом класса?</w:t>
+      </w:r>
+      <w:r>
+        <w:br/>
+        <w:t xml:space="preserve">Дружественная функция — это функция, не являющаяся членом класса, но имеющая доступ к его </w:t>
+      </w:r>
+      <w:proofErr w:type="spellStart"/>
+      <w:r>
+        <w:t>private</w:t>
+      </w:r>
+      <w:proofErr w:type="spellEnd"/>
+      <w:r>
+        <w:t xml:space="preserve"> и </w:t>
+      </w:r>
+      <w:proofErr w:type="spellStart"/>
+      <w:r>
+        <w:t>protected</w:t>
+      </w:r>
+      <w:proofErr w:type="spellEnd"/>
+      <w:r>
+        <w:t xml:space="preserve"> членам. Она объявляется внутри класса с ключевым словом </w:t>
+      </w:r>
+      <w:proofErr w:type="spellStart"/>
+      <w:r>
+        <w:rPr>
+          <w:i/>
+          <w:iCs/>
+        </w:rPr>
+        <w:t>friend</w:t>
+      </w:r>
+      <w:proofErr w:type="spellEnd"/>
+      <w:r>
+        <w:t>.</w:t>
+      </w:r>
+    </w:p>
+    <w:p>
+      <w:pPr>
+        <w:numPr>
+          <w:ilvl w:val="0"/>
+          <w:numId w:val="22"/>
+        </w:numPr>
+      </w:pPr>
+      <w:r>
+        <w:rPr>
+          <w:b/>
+          <w:bCs/>
+        </w:rPr>
+        <w:lastRenderedPageBreak/>
+        <w:t>В чем состоят различия между дружественной функцией и методом класса?</w:t>
+      </w:r>
+    </w:p>
+    <w:p>
+      <w:pPr>
+        <w:pStyle w:val="a"/>
+        <w:numPr>
+          <w:ilvl w:val="0"/>
+          <w:numId w:val="28"/>
+        </w:numPr>
+      </w:pPr>
+      <w:r>
+        <w:t>Метод класса вызывается для конкретного объекта и получает на нег</w:t>
+      </w:r>
+      <w:r>
+        <w:t xml:space="preserve">о </w:t>
+      </w:r>
+      <w:r>
+        <w:t xml:space="preserve">указатель </w:t>
+      </w:r>
+      <w:proofErr w:type="spellStart"/>
+      <w:r>
+        <w:rPr>
+          <w:i/>
+          <w:iCs/>
+        </w:rPr>
+        <w:t>this</w:t>
+      </w:r>
+      <w:proofErr w:type="spellEnd"/>
+      <w:r>
+        <w:t>.</w:t>
+      </w:r>
+    </w:p>
+    <w:p>
+      <w:pPr>
+        <w:pStyle w:val="a"/>
+        <w:numPr>
+          <w:ilvl w:val="0"/>
+          <w:numId w:val="28"/>
+        </w:numPr>
+      </w:pPr>
+      <w:r>
+        <w:t xml:space="preserve">Дружественная функция не привязана к объекту и не имеет указателя </w:t>
+      </w:r>
+      <w:proofErr w:type="spellStart"/>
+      <w:r>
+        <w:rPr>
+          <w:i/>
+          <w:iCs/>
+        </w:rPr>
+        <w:t>this</w:t>
+      </w:r>
+      <w:proofErr w:type="spellEnd"/>
+      <w:r>
+        <w:t>. Все объекты, к которым ей нужен доступ, должны быть переданы ей в качестве явных параметров.</w:t>
+      </w:r>
+    </w:p>
+    <w:p>
+      <w:pPr>
+        <w:numPr>
+          <w:ilvl w:val="0"/>
+          <w:numId w:val="22"/>
+        </w:numPr>
+      </w:pPr>
+      <w:r>
+        <w:rPr>
+          <w:b/>
+          <w:bCs/>
+        </w:rPr>
+        <w:t>В чем состоят особенности передачи параметров дружественной функции при перегрузке унарных и бинарных операций?</w:t>
+      </w:r>
+    </w:p>
+    <w:p>
+      <w:pPr>
+        <w:numPr>
+          <w:ilvl w:val="0"/>
+          <w:numId w:val="30"/>
+        </w:numPr>
+        <w:rPr>
+          <w:szCs w:val="28"/>
+        </w:rPr>
+      </w:pPr>
+      <w:r>
+        <w:rPr>
+          <w:szCs w:val="28"/>
+        </w:rPr>
+        <w:t>Для унарной операции дружественная функция принимает один параметр — объект класса.</w:t>
+      </w:r>
+    </w:p>
+    <w:p>
+      <w:pPr>
+        <w:numPr>
+          <w:ilvl w:val="0"/>
+          <w:numId w:val="30"/>
+        </w:numPr>
+        <w:rPr>
+          <w:szCs w:val="28"/>
+        </w:rPr>
+      </w:pPr>
+      <w:r>
+        <w:rPr>
+          <w:szCs w:val="28"/>
+        </w:rPr>
+        <w:t>Для бинарной операции — два параметра (левый и правый операнды).</w:t>
+      </w:r>
+    </w:p>
+    <w:p>
+      <w:pPr>
+        <w:numPr>
+          <w:ilvl w:val="0"/>
+          <w:numId w:val="22"/>
+        </w:numPr>
+      </w:pPr>
+      <w:r>
+        <w:rPr>
+          <w:b/>
+          <w:bCs/>
+        </w:rPr>
+        <w:t>Почему нельзя перегрузить операции &gt;&gt; и &lt;&lt; для ввода и вывода типов с помощью метода класса?</w:t>
+      </w:r>
+    </w:p>
+    <w:p>
+      <w:pPr>
+        <w:ind w:left="720" w:firstLine="0"/>
+      </w:pPr>
+      <w:r>
+        <w:t>Потому что левый операнд этих операторов — это объект потока (</w:t>
+      </w:r>
+      <w:proofErr w:type="spellStart"/>
+      <w:r>
+        <w:rPr>
+          <w:i/>
+          <w:iCs/>
+        </w:rPr>
+        <w:t>istream</w:t>
+      </w:r>
+      <w:proofErr w:type="spellEnd"/>
+      <w:r>
+        <w:t xml:space="preserve"> или </w:t>
+      </w:r>
+      <w:proofErr w:type="spellStart"/>
+      <w:r>
+        <w:rPr>
+          <w:i/>
+          <w:iCs/>
+        </w:rPr>
+        <w:t>ostream</w:t>
+      </w:r>
+      <w:proofErr w:type="spellEnd"/>
+      <w:r>
+        <w:t>), а не объект класса. Метод класса требует, чтобы первым операндом был объект этого класса.</w:t>
+      </w:r>
+      <w:r>
+        <w:t xml:space="preserve"> </w:t>
+      </w:r>
+      <w:r>
+        <w:t>Поэтому эти операторы должны быть дружественными функциями</w:t>
+      </w:r>
+      <w:r>
+        <w:t>.</w:t>
+      </w:r>
     </w:p>
     <w:p>
       <w:pPr>
         <w:pStyle w:val="1"/>
+        <w:ind w:firstLine="0"/>
       </w:pPr>
       <w:r>
         <w:lastRenderedPageBreak/>
@@ -1888,13 +4057,36 @@
     </w:p>
     <w:p>
       <w:r>
-        <w:rPr>
-          <w:highlight w:val="yellow"/>
-        </w:rPr>
-        <w:t>Краткие выводы по результату выполнения лабораторной работы (что было изучено).</w:t>
-      </w:r>
-    </w:p>
-    <w:p/>
+        <w:t xml:space="preserve">Я повторил основы работы с классами в языке </w:t>
+      </w:r>
+      <w:r>
+        <w:rPr>
+          <w:lang w:val="en-US"/>
+        </w:rPr>
+        <w:t>C</w:t>
+      </w:r>
+      <w:r>
+        <w:t>++</w:t>
+      </w:r>
+      <w:r>
+        <w:t xml:space="preserve">, проверил навыки </w:t>
+      </w:r>
+      <w:r>
+        <w:t>использования языковых средств и способов динамического выделения памяти; организации форматного ввода и вывода</w:t>
+      </w:r>
+      <w:r>
+        <w:t xml:space="preserve">. </w:t>
+      </w:r>
+      <w:r>
+        <w:t>Получил практические навыки разработки и отладки программ, использующих объекты класса и файловый ввод/вывод. Изучил различные реализации конструкторов и области их</w:t>
+      </w:r>
+      <w:r>
+        <w:t xml:space="preserve"> </w:t>
+      </w:r>
+      <w:r>
+        <w:t>применения, а также аспекты перегрузки операций и работы с дружественными функциями.</w:t>
+      </w:r>
+    </w:p>
     <w:sectPr>
       <w:pgSz w:w="11906" w:h="16838"/>
       <w:pgMar w:top="1134" w:right="851" w:bottom="1134" w:left="1418" w:header="709" w:footer="709" w:gutter="0"/>
@@ -2142,6 +4334,122 @@
     </w:lvl>
   </w:abstractNum>
   <w:abstractNum w:abstractNumId="1" w15:restartNumberingAfterBreak="0">
+    <w:nsid w:val="196570CE"/>
+    <w:multiLevelType w:val="multilevel"/>
+    <w:tmpl w:val="424A60C8"/>
+    <w:lvl w:ilvl="0">
+      <w:start w:val="1"/>
+      <w:numFmt w:val="bullet"/>
+      <w:lvlText w:val=""/>
+      <w:lvlJc w:val="left"/>
+      <w:pPr>
+        <w:tabs>
+          <w:tab w:val="num" w:pos="1068"/>
+        </w:tabs>
+        <w:ind w:left="1068" w:hanging="360"/>
+      </w:pPr>
+      <w:rPr>
+        <w:rFonts w:ascii="Symbol" w:hAnsi="Symbol" w:hint="default"/>
+      </w:rPr>
+    </w:lvl>
+    <w:lvl w:ilvl="1">
+      <w:start w:val="1"/>
+      <w:numFmt w:val="bullet"/>
+      <w:lvlText w:val=""/>
+      <w:lvlJc w:val="left"/>
+      <w:pPr>
+        <w:ind w:left="1788" w:hanging="360"/>
+      </w:pPr>
+      <w:rPr>
+        <w:rFonts w:ascii="Symbol" w:hAnsi="Symbol" w:hint="default"/>
+      </w:rPr>
+    </w:lvl>
+    <w:lvl w:ilvl="2" w:tentative="1">
+      <w:start w:val="1"/>
+      <w:numFmt w:val="decimal"/>
+      <w:lvlText w:val="%3."/>
+      <w:lvlJc w:val="left"/>
+      <w:pPr>
+        <w:tabs>
+          <w:tab w:val="num" w:pos="2508"/>
+        </w:tabs>
+        <w:ind w:left="2508" w:hanging="360"/>
+      </w:pPr>
+    </w:lvl>
+    <w:lvl w:ilvl="3" w:tentative="1">
+      <w:start w:val="1"/>
+      <w:numFmt w:val="decimal"/>
+      <w:lvlText w:val="%4."/>
+      <w:lvlJc w:val="left"/>
+      <w:pPr>
+        <w:tabs>
+          <w:tab w:val="num" w:pos="3228"/>
+        </w:tabs>
+        <w:ind w:left="3228" w:hanging="360"/>
+      </w:pPr>
+    </w:lvl>
+    <w:lvl w:ilvl="4" w:tentative="1">
+      <w:start w:val="1"/>
+      <w:numFmt w:val="decimal"/>
+      <w:lvlText w:val="%5."/>
+      <w:lvlJc w:val="left"/>
+      <w:pPr>
+        <w:tabs>
+          <w:tab w:val="num" w:pos="3948"/>
+        </w:tabs>
+        <w:ind w:left="3948" w:hanging="360"/>
+      </w:pPr>
+    </w:lvl>
+    <w:lvl w:ilvl="5" w:tentative="1">
+      <w:start w:val="1"/>
+      <w:numFmt w:val="decimal"/>
+      <w:lvlText w:val="%6."/>
+      <w:lvlJc w:val="left"/>
+      <w:pPr>
+        <w:tabs>
+          <w:tab w:val="num" w:pos="4668"/>
+        </w:tabs>
+        <w:ind w:left="4668" w:hanging="360"/>
+      </w:pPr>
+    </w:lvl>
+    <w:lvl w:ilvl="6" w:tentative="1">
+      <w:start w:val="1"/>
+      <w:numFmt w:val="decimal"/>
+      <w:lvlText w:val="%7."/>
+      <w:lvlJc w:val="left"/>
+      <w:pPr>
+        <w:tabs>
+          <w:tab w:val="num" w:pos="5388"/>
+        </w:tabs>
+        <w:ind w:left="5388" w:hanging="360"/>
+      </w:pPr>
+    </w:lvl>
+    <w:lvl w:ilvl="7" w:tentative="1">
+      <w:start w:val="1"/>
+      <w:numFmt w:val="decimal"/>
+      <w:lvlText w:val="%8."/>
+      <w:lvlJc w:val="left"/>
+      <w:pPr>
+        <w:tabs>
+          <w:tab w:val="num" w:pos="6108"/>
+        </w:tabs>
+        <w:ind w:left="6108" w:hanging="360"/>
+      </w:pPr>
+    </w:lvl>
+    <w:lvl w:ilvl="8" w:tentative="1">
+      <w:start w:val="1"/>
+      <w:numFmt w:val="decimal"/>
+      <w:lvlText w:val="%9."/>
+      <w:lvlJc w:val="left"/>
+      <w:pPr>
+        <w:tabs>
+          <w:tab w:val="num" w:pos="6828"/>
+        </w:tabs>
+        <w:ind w:left="6828" w:hanging="360"/>
+      </w:pPr>
+    </w:lvl>
+  </w:abstractNum>
+  <w:abstractNum w:abstractNumId="2" w15:restartNumberingAfterBreak="0">
     <w:nsid w:val="1C3E27C6"/>
     <w:multiLevelType w:val="hybridMultilevel"/>
     <w:tmpl w:val="13DA117E"/>
@@ -2254,7 +4562,7 @@
       </w:rPr>
     </w:lvl>
   </w:abstractNum>
-  <w:abstractNum w:abstractNumId="2" w15:restartNumberingAfterBreak="0">
+  <w:abstractNum w:abstractNumId="3" w15:restartNumberingAfterBreak="0">
     <w:nsid w:val="1D1A2D99"/>
     <w:multiLevelType w:val="hybridMultilevel"/>
     <w:tmpl w:val="192AC8BE"/>
@@ -2367,7 +4675,715 @@
       </w:rPr>
     </w:lvl>
   </w:abstractNum>
-  <w:abstractNum w:abstractNumId="3" w15:restartNumberingAfterBreak="0">
+  <w:abstractNum w:abstractNumId="4" w15:restartNumberingAfterBreak="0">
+    <w:nsid w:val="1EC940C4"/>
+    <w:multiLevelType w:val="multilevel"/>
+    <w:tmpl w:val="DD523626"/>
+    <w:lvl w:ilvl="0">
+      <w:start w:val="1"/>
+      <w:numFmt w:val="bullet"/>
+      <w:lvlText w:val=""/>
+      <w:lvlJc w:val="left"/>
+      <w:pPr>
+        <w:tabs>
+          <w:tab w:val="num" w:pos="720"/>
+        </w:tabs>
+        <w:ind w:left="720" w:hanging="360"/>
+      </w:pPr>
+      <w:rPr>
+        <w:rFonts w:ascii="Symbol" w:hAnsi="Symbol" w:hint="default"/>
+        <w:sz w:val="20"/>
+      </w:rPr>
+    </w:lvl>
+    <w:lvl w:ilvl="1" w:tentative="1">
+      <w:start w:val="1"/>
+      <w:numFmt w:val="bullet"/>
+      <w:lvlText w:val=""/>
+      <w:lvlJc w:val="left"/>
+      <w:pPr>
+        <w:tabs>
+          <w:tab w:val="num" w:pos="1440"/>
+        </w:tabs>
+        <w:ind w:left="1440" w:hanging="360"/>
+      </w:pPr>
+      <w:rPr>
+        <w:rFonts w:ascii="Symbol" w:hAnsi="Symbol" w:hint="default"/>
+        <w:sz w:val="20"/>
+      </w:rPr>
+    </w:lvl>
+    <w:lvl w:ilvl="2" w:tentative="1">
+      <w:start w:val="1"/>
+      <w:numFmt w:val="bullet"/>
+      <w:lvlText w:val=""/>
+      <w:lvlJc w:val="left"/>
+      <w:pPr>
+        <w:tabs>
+          <w:tab w:val="num" w:pos="2160"/>
+        </w:tabs>
+        <w:ind w:left="2160" w:hanging="360"/>
+      </w:pPr>
+      <w:rPr>
+        <w:rFonts w:ascii="Symbol" w:hAnsi="Symbol" w:hint="default"/>
+        <w:sz w:val="20"/>
+      </w:rPr>
+    </w:lvl>
+    <w:lvl w:ilvl="3" w:tentative="1">
+      <w:start w:val="1"/>
+      <w:numFmt w:val="bullet"/>
+      <w:lvlText w:val=""/>
+      <w:lvlJc w:val="left"/>
+      <w:pPr>
+        <w:tabs>
+          <w:tab w:val="num" w:pos="2880"/>
+        </w:tabs>
+        <w:ind w:left="2880" w:hanging="360"/>
+      </w:pPr>
+      <w:rPr>
+        <w:rFonts w:ascii="Symbol" w:hAnsi="Symbol" w:hint="default"/>
+        <w:sz w:val="20"/>
+      </w:rPr>
+    </w:lvl>
+    <w:lvl w:ilvl="4" w:tentative="1">
+      <w:start w:val="1"/>
+      <w:numFmt w:val="bullet"/>
+      <w:lvlText w:val=""/>
+      <w:lvlJc w:val="left"/>
+      <w:pPr>
+        <w:tabs>
+          <w:tab w:val="num" w:pos="3600"/>
+        </w:tabs>
+        <w:ind w:left="3600" w:hanging="360"/>
+      </w:pPr>
+      <w:rPr>
+        <w:rFonts w:ascii="Symbol" w:hAnsi="Symbol" w:hint="default"/>
+        <w:sz w:val="20"/>
+      </w:rPr>
+    </w:lvl>
+    <w:lvl w:ilvl="5" w:tentative="1">
+      <w:start w:val="1"/>
+      <w:numFmt w:val="bullet"/>
+      <w:lvlText w:val=""/>
+      <w:lvlJc w:val="left"/>
+      <w:pPr>
+        <w:tabs>
+          <w:tab w:val="num" w:pos="4320"/>
+        </w:tabs>
+        <w:ind w:left="4320" w:hanging="360"/>
+      </w:pPr>
+      <w:rPr>
+        <w:rFonts w:ascii="Symbol" w:hAnsi="Symbol" w:hint="default"/>
+        <w:sz w:val="20"/>
+      </w:rPr>
+    </w:lvl>
+    <w:lvl w:ilvl="6" w:tentative="1">
+      <w:start w:val="1"/>
+      <w:numFmt w:val="bullet"/>
+      <w:lvlText w:val=""/>
+      <w:lvlJc w:val="left"/>
+      <w:pPr>
+        <w:tabs>
+          <w:tab w:val="num" w:pos="5040"/>
+        </w:tabs>
+        <w:ind w:left="5040" w:hanging="360"/>
+      </w:pPr>
+      <w:rPr>
+        <w:rFonts w:ascii="Symbol" w:hAnsi="Symbol" w:hint="default"/>
+        <w:sz w:val="20"/>
+      </w:rPr>
+    </w:lvl>
+    <w:lvl w:ilvl="7" w:tentative="1">
+      <w:start w:val="1"/>
+      <w:numFmt w:val="bullet"/>
+      <w:lvlText w:val=""/>
+      <w:lvlJc w:val="left"/>
+      <w:pPr>
+        <w:tabs>
+          <w:tab w:val="num" w:pos="5760"/>
+        </w:tabs>
+        <w:ind w:left="5760" w:hanging="360"/>
+      </w:pPr>
+      <w:rPr>
+        <w:rFonts w:ascii="Symbol" w:hAnsi="Symbol" w:hint="default"/>
+        <w:sz w:val="20"/>
+      </w:rPr>
+    </w:lvl>
+    <w:lvl w:ilvl="8" w:tentative="1">
+      <w:start w:val="1"/>
+      <w:numFmt w:val="bullet"/>
+      <w:lvlText w:val=""/>
+      <w:lvlJc w:val="left"/>
+      <w:pPr>
+        <w:tabs>
+          <w:tab w:val="num" w:pos="6480"/>
+        </w:tabs>
+        <w:ind w:left="6480" w:hanging="360"/>
+      </w:pPr>
+      <w:rPr>
+        <w:rFonts w:ascii="Symbol" w:hAnsi="Symbol" w:hint="default"/>
+        <w:sz w:val="20"/>
+      </w:rPr>
+    </w:lvl>
+  </w:abstractNum>
+  <w:abstractNum w:abstractNumId="5" w15:restartNumberingAfterBreak="0">
+    <w:nsid w:val="234306EF"/>
+    <w:multiLevelType w:val="multilevel"/>
+    <w:tmpl w:val="98CC6CFE"/>
+    <w:lvl w:ilvl="0">
+      <w:start w:val="1"/>
+      <w:numFmt w:val="bullet"/>
+      <w:lvlText w:val=""/>
+      <w:lvlJc w:val="left"/>
+      <w:pPr>
+        <w:tabs>
+          <w:tab w:val="num" w:pos="1068"/>
+        </w:tabs>
+        <w:ind w:left="1068" w:hanging="360"/>
+      </w:pPr>
+      <w:rPr>
+        <w:rFonts w:ascii="Symbol" w:hAnsi="Symbol" w:hint="default"/>
+      </w:rPr>
+    </w:lvl>
+    <w:lvl w:ilvl="1">
+      <w:start w:val="1"/>
+      <w:numFmt w:val="bullet"/>
+      <w:lvlText w:val="o"/>
+      <w:lvlJc w:val="left"/>
+      <w:pPr>
+        <w:tabs>
+          <w:tab w:val="num" w:pos="1788"/>
+        </w:tabs>
+        <w:ind w:left="1788" w:hanging="360"/>
+      </w:pPr>
+      <w:rPr>
+        <w:rFonts w:ascii="Courier New" w:hAnsi="Courier New" w:hint="default"/>
+        <w:sz w:val="20"/>
+      </w:rPr>
+    </w:lvl>
+    <w:lvl w:ilvl="2" w:tentative="1">
+      <w:start w:val="1"/>
+      <w:numFmt w:val="decimal"/>
+      <w:lvlText w:val="%3."/>
+      <w:lvlJc w:val="left"/>
+      <w:pPr>
+        <w:tabs>
+          <w:tab w:val="num" w:pos="2508"/>
+        </w:tabs>
+        <w:ind w:left="2508" w:hanging="360"/>
+      </w:pPr>
+    </w:lvl>
+    <w:lvl w:ilvl="3" w:tentative="1">
+      <w:start w:val="1"/>
+      <w:numFmt w:val="decimal"/>
+      <w:lvlText w:val="%4."/>
+      <w:lvlJc w:val="left"/>
+      <w:pPr>
+        <w:tabs>
+          <w:tab w:val="num" w:pos="3228"/>
+        </w:tabs>
+        <w:ind w:left="3228" w:hanging="360"/>
+      </w:pPr>
+    </w:lvl>
+    <w:lvl w:ilvl="4" w:tentative="1">
+      <w:start w:val="1"/>
+      <w:numFmt w:val="decimal"/>
+      <w:lvlText w:val="%5."/>
+      <w:lvlJc w:val="left"/>
+      <w:pPr>
+        <w:tabs>
+          <w:tab w:val="num" w:pos="3948"/>
+        </w:tabs>
+        <w:ind w:left="3948" w:hanging="360"/>
+      </w:pPr>
+    </w:lvl>
+    <w:lvl w:ilvl="5" w:tentative="1">
+      <w:start w:val="1"/>
+      <w:numFmt w:val="decimal"/>
+      <w:lvlText w:val="%6."/>
+      <w:lvlJc w:val="left"/>
+      <w:pPr>
+        <w:tabs>
+          <w:tab w:val="num" w:pos="4668"/>
+        </w:tabs>
+        <w:ind w:left="4668" w:hanging="360"/>
+      </w:pPr>
+    </w:lvl>
+    <w:lvl w:ilvl="6" w:tentative="1">
+      <w:start w:val="1"/>
+      <w:numFmt w:val="decimal"/>
+      <w:lvlText w:val="%7."/>
+      <w:lvlJc w:val="left"/>
+      <w:pPr>
+        <w:tabs>
+          <w:tab w:val="num" w:pos="5388"/>
+        </w:tabs>
+        <w:ind w:left="5388" w:hanging="360"/>
+      </w:pPr>
+    </w:lvl>
+    <w:lvl w:ilvl="7" w:tentative="1">
+      <w:start w:val="1"/>
+      <w:numFmt w:val="decimal"/>
+      <w:lvlText w:val="%8."/>
+      <w:lvlJc w:val="left"/>
+      <w:pPr>
+        <w:tabs>
+          <w:tab w:val="num" w:pos="6108"/>
+        </w:tabs>
+        <w:ind w:left="6108" w:hanging="360"/>
+      </w:pPr>
+    </w:lvl>
+    <w:lvl w:ilvl="8" w:tentative="1">
+      <w:start w:val="1"/>
+      <w:numFmt w:val="decimal"/>
+      <w:lvlText w:val="%9."/>
+      <w:lvlJc w:val="left"/>
+      <w:pPr>
+        <w:tabs>
+          <w:tab w:val="num" w:pos="6828"/>
+        </w:tabs>
+        <w:ind w:left="6828" w:hanging="360"/>
+      </w:pPr>
+    </w:lvl>
+  </w:abstractNum>
+  <w:abstractNum w:abstractNumId="6" w15:restartNumberingAfterBreak="0">
+    <w:nsid w:val="26D60A78"/>
+    <w:multiLevelType w:val="multilevel"/>
+    <w:tmpl w:val="94308E00"/>
+    <w:lvl w:ilvl="0">
+      <w:start w:val="1"/>
+      <w:numFmt w:val="decimal"/>
+      <w:lvlText w:val="%1."/>
+      <w:lvlJc w:val="left"/>
+      <w:pPr>
+        <w:tabs>
+          <w:tab w:val="num" w:pos="720"/>
+        </w:tabs>
+        <w:ind w:left="720" w:hanging="360"/>
+      </w:pPr>
+    </w:lvl>
+    <w:lvl w:ilvl="1">
+      <w:start w:val="1"/>
+      <w:numFmt w:val="bullet"/>
+      <w:lvlText w:val="o"/>
+      <w:lvlJc w:val="left"/>
+      <w:pPr>
+        <w:tabs>
+          <w:tab w:val="num" w:pos="1440"/>
+        </w:tabs>
+        <w:ind w:left="1440" w:hanging="360"/>
+      </w:pPr>
+      <w:rPr>
+        <w:rFonts w:ascii="Courier New" w:hAnsi="Courier New" w:hint="default"/>
+        <w:sz w:val="20"/>
+      </w:rPr>
+    </w:lvl>
+    <w:lvl w:ilvl="2" w:tentative="1">
+      <w:start w:val="1"/>
+      <w:numFmt w:val="decimal"/>
+      <w:lvlText w:val="%3."/>
+      <w:lvlJc w:val="left"/>
+      <w:pPr>
+        <w:tabs>
+          <w:tab w:val="num" w:pos="2160"/>
+        </w:tabs>
+        <w:ind w:left="2160" w:hanging="360"/>
+      </w:pPr>
+    </w:lvl>
+    <w:lvl w:ilvl="3" w:tentative="1">
+      <w:start w:val="1"/>
+      <w:numFmt w:val="decimal"/>
+      <w:lvlText w:val="%4."/>
+      <w:lvlJc w:val="left"/>
+      <w:pPr>
+        <w:tabs>
+          <w:tab w:val="num" w:pos="2880"/>
+        </w:tabs>
+        <w:ind w:left="2880" w:hanging="360"/>
+      </w:pPr>
+    </w:lvl>
+    <w:lvl w:ilvl="4" w:tentative="1">
+      <w:start w:val="1"/>
+      <w:numFmt w:val="decimal"/>
+      <w:lvlText w:val="%5."/>
+      <w:lvlJc w:val="left"/>
+      <w:pPr>
+        <w:tabs>
+          <w:tab w:val="num" w:pos="3600"/>
+        </w:tabs>
+        <w:ind w:left="3600" w:hanging="360"/>
+      </w:pPr>
+    </w:lvl>
+    <w:lvl w:ilvl="5" w:tentative="1">
+      <w:start w:val="1"/>
+      <w:numFmt w:val="decimal"/>
+      <w:lvlText w:val="%6."/>
+      <w:lvlJc w:val="left"/>
+      <w:pPr>
+        <w:tabs>
+          <w:tab w:val="num" w:pos="4320"/>
+        </w:tabs>
+        <w:ind w:left="4320" w:hanging="360"/>
+      </w:pPr>
+    </w:lvl>
+    <w:lvl w:ilvl="6" w:tentative="1">
+      <w:start w:val="1"/>
+      <w:numFmt w:val="decimal"/>
+      <w:lvlText w:val="%7."/>
+      <w:lvlJc w:val="left"/>
+      <w:pPr>
+        <w:tabs>
+          <w:tab w:val="num" w:pos="5040"/>
+        </w:tabs>
+        <w:ind w:left="5040" w:hanging="360"/>
+      </w:pPr>
+    </w:lvl>
+    <w:lvl w:ilvl="7" w:tentative="1">
+      <w:start w:val="1"/>
+      <w:numFmt w:val="decimal"/>
+      <w:lvlText w:val="%8."/>
+      <w:lvlJc w:val="left"/>
+      <w:pPr>
+        <w:tabs>
+          <w:tab w:val="num" w:pos="5760"/>
+        </w:tabs>
+        <w:ind w:left="5760" w:hanging="360"/>
+      </w:pPr>
+    </w:lvl>
+    <w:lvl w:ilvl="8" w:tentative="1">
+      <w:start w:val="1"/>
+      <w:numFmt w:val="decimal"/>
+      <w:lvlText w:val="%9."/>
+      <w:lvlJc w:val="left"/>
+      <w:pPr>
+        <w:tabs>
+          <w:tab w:val="num" w:pos="6480"/>
+        </w:tabs>
+        <w:ind w:left="6480" w:hanging="360"/>
+      </w:pPr>
+    </w:lvl>
+  </w:abstractNum>
+  <w:abstractNum w:abstractNumId="7" w15:restartNumberingAfterBreak="0">
+    <w:nsid w:val="3A6D1C67"/>
+    <w:multiLevelType w:val="hybridMultilevel"/>
+    <w:tmpl w:val="2884C3DA"/>
+    <w:lvl w:ilvl="0" w:tplc="DF4C0AE4">
+      <w:start w:val="1"/>
+      <w:numFmt w:val="decimal"/>
+      <w:lvlText w:val="%1."/>
+      <w:lvlJc w:val="left"/>
+      <w:pPr>
+        <w:ind w:left="1069" w:hanging="360"/>
+      </w:pPr>
+      <w:rPr>
+        <w:rFonts w:hint="default"/>
+      </w:rPr>
+    </w:lvl>
+    <w:lvl w:ilvl="1" w:tplc="04190019" w:tentative="1">
+      <w:start w:val="1"/>
+      <w:numFmt w:val="lowerLetter"/>
+      <w:lvlText w:val="%2."/>
+      <w:lvlJc w:val="left"/>
+      <w:pPr>
+        <w:ind w:left="1789" w:hanging="360"/>
+      </w:pPr>
+    </w:lvl>
+    <w:lvl w:ilvl="2" w:tplc="0419001B" w:tentative="1">
+      <w:start w:val="1"/>
+      <w:numFmt w:val="lowerRoman"/>
+      <w:lvlText w:val="%3."/>
+      <w:lvlJc w:val="right"/>
+      <w:pPr>
+        <w:ind w:left="2509" w:hanging="180"/>
+      </w:pPr>
+    </w:lvl>
+    <w:lvl w:ilvl="3" w:tplc="0419000F" w:tentative="1">
+      <w:start w:val="1"/>
+      <w:numFmt w:val="decimal"/>
+      <w:lvlText w:val="%4."/>
+      <w:lvlJc w:val="left"/>
+      <w:pPr>
+        <w:ind w:left="3229" w:hanging="360"/>
+      </w:pPr>
+    </w:lvl>
+    <w:lvl w:ilvl="4" w:tplc="04190019" w:tentative="1">
+      <w:start w:val="1"/>
+      <w:numFmt w:val="lowerLetter"/>
+      <w:lvlText w:val="%5."/>
+      <w:lvlJc w:val="left"/>
+      <w:pPr>
+        <w:ind w:left="3949" w:hanging="360"/>
+      </w:pPr>
+    </w:lvl>
+    <w:lvl w:ilvl="5" w:tplc="0419001B" w:tentative="1">
+      <w:start w:val="1"/>
+      <w:numFmt w:val="lowerRoman"/>
+      <w:lvlText w:val="%6."/>
+      <w:lvlJc w:val="right"/>
+      <w:pPr>
+        <w:ind w:left="4669" w:hanging="180"/>
+      </w:pPr>
+    </w:lvl>
+    <w:lvl w:ilvl="6" w:tplc="0419000F" w:tentative="1">
+      <w:start w:val="1"/>
+      <w:numFmt w:val="decimal"/>
+      <w:lvlText w:val="%7."/>
+      <w:lvlJc w:val="left"/>
+      <w:pPr>
+        <w:ind w:left="5389" w:hanging="360"/>
+      </w:pPr>
+    </w:lvl>
+    <w:lvl w:ilvl="7" w:tplc="04190019" w:tentative="1">
+      <w:start w:val="1"/>
+      <w:numFmt w:val="lowerLetter"/>
+      <w:lvlText w:val="%8."/>
+      <w:lvlJc w:val="left"/>
+      <w:pPr>
+        <w:ind w:left="6109" w:hanging="360"/>
+      </w:pPr>
+    </w:lvl>
+    <w:lvl w:ilvl="8" w:tplc="0419001B" w:tentative="1">
+      <w:start w:val="1"/>
+      <w:numFmt w:val="lowerRoman"/>
+      <w:lvlText w:val="%9."/>
+      <w:lvlJc w:val="right"/>
+      <w:pPr>
+        <w:ind w:left="6829" w:hanging="180"/>
+      </w:pPr>
+    </w:lvl>
+  </w:abstractNum>
+  <w:abstractNum w:abstractNumId="8" w15:restartNumberingAfterBreak="0">
+    <w:nsid w:val="3DE00378"/>
+    <w:multiLevelType w:val="hybridMultilevel"/>
+    <w:tmpl w:val="73AE4A6A"/>
+    <w:lvl w:ilvl="0" w:tplc="04190001">
+      <w:start w:val="1"/>
+      <w:numFmt w:val="bullet"/>
+      <w:lvlText w:val=""/>
+      <w:lvlJc w:val="left"/>
+      <w:pPr>
+        <w:ind w:left="1080" w:hanging="360"/>
+      </w:pPr>
+      <w:rPr>
+        <w:rFonts w:ascii="Symbol" w:hAnsi="Symbol" w:hint="default"/>
+      </w:rPr>
+    </w:lvl>
+    <w:lvl w:ilvl="1" w:tplc="04190003" w:tentative="1">
+      <w:start w:val="1"/>
+      <w:numFmt w:val="bullet"/>
+      <w:lvlText w:val="o"/>
+      <w:lvlJc w:val="left"/>
+      <w:pPr>
+        <w:ind w:left="1800" w:hanging="360"/>
+      </w:pPr>
+      <w:rPr>
+        <w:rFonts w:ascii="Courier New" w:hAnsi="Courier New" w:cs="Courier New" w:hint="default"/>
+      </w:rPr>
+    </w:lvl>
+    <w:lvl w:ilvl="2" w:tplc="04190005" w:tentative="1">
+      <w:start w:val="1"/>
+      <w:numFmt w:val="bullet"/>
+      <w:lvlText w:val=""/>
+      <w:lvlJc w:val="left"/>
+      <w:pPr>
+        <w:ind w:left="2520" w:hanging="360"/>
+      </w:pPr>
+      <w:rPr>
+        <w:rFonts w:ascii="Wingdings" w:hAnsi="Wingdings" w:hint="default"/>
+      </w:rPr>
+    </w:lvl>
+    <w:lvl w:ilvl="3" w:tplc="04190001" w:tentative="1">
+      <w:start w:val="1"/>
+      <w:numFmt w:val="bullet"/>
+      <w:lvlText w:val=""/>
+      <w:lvlJc w:val="left"/>
+      <w:pPr>
+        <w:ind w:left="3240" w:hanging="360"/>
+      </w:pPr>
+      <w:rPr>
+        <w:rFonts w:ascii="Symbol" w:hAnsi="Symbol" w:hint="default"/>
+      </w:rPr>
+    </w:lvl>
+    <w:lvl w:ilvl="4" w:tplc="04190003" w:tentative="1">
+      <w:start w:val="1"/>
+      <w:numFmt w:val="bullet"/>
+      <w:lvlText w:val="o"/>
+      <w:lvlJc w:val="left"/>
+      <w:pPr>
+        <w:ind w:left="3960" w:hanging="360"/>
+      </w:pPr>
+      <w:rPr>
+        <w:rFonts w:ascii="Courier New" w:hAnsi="Courier New" w:cs="Courier New" w:hint="default"/>
+      </w:rPr>
+    </w:lvl>
+    <w:lvl w:ilvl="5" w:tplc="04190005" w:tentative="1">
+      <w:start w:val="1"/>
+      <w:numFmt w:val="bullet"/>
+      <w:lvlText w:val=""/>
+      <w:lvlJc w:val="left"/>
+      <w:pPr>
+        <w:ind w:left="4680" w:hanging="360"/>
+      </w:pPr>
+      <w:rPr>
+        <w:rFonts w:ascii="Wingdings" w:hAnsi="Wingdings" w:hint="default"/>
+      </w:rPr>
+    </w:lvl>
+    <w:lvl w:ilvl="6" w:tplc="04190001" w:tentative="1">
+      <w:start w:val="1"/>
+      <w:numFmt w:val="bullet"/>
+      <w:lvlText w:val=""/>
+      <w:lvlJc w:val="left"/>
+      <w:pPr>
+        <w:ind w:left="5400" w:hanging="360"/>
+      </w:pPr>
+      <w:rPr>
+        <w:rFonts w:ascii="Symbol" w:hAnsi="Symbol" w:hint="default"/>
+      </w:rPr>
+    </w:lvl>
+    <w:lvl w:ilvl="7" w:tplc="04190003" w:tentative="1">
+      <w:start w:val="1"/>
+      <w:numFmt w:val="bullet"/>
+      <w:lvlText w:val="o"/>
+      <w:lvlJc w:val="left"/>
+      <w:pPr>
+        <w:ind w:left="6120" w:hanging="360"/>
+      </w:pPr>
+      <w:rPr>
+        <w:rFonts w:ascii="Courier New" w:hAnsi="Courier New" w:cs="Courier New" w:hint="default"/>
+      </w:rPr>
+    </w:lvl>
+    <w:lvl w:ilvl="8" w:tplc="04190005" w:tentative="1">
+      <w:start w:val="1"/>
+      <w:numFmt w:val="bullet"/>
+      <w:lvlText w:val=""/>
+      <w:lvlJc w:val="left"/>
+      <w:pPr>
+        <w:ind w:left="6840" w:hanging="360"/>
+      </w:pPr>
+      <w:rPr>
+        <w:rFonts w:ascii="Wingdings" w:hAnsi="Wingdings" w:hint="default"/>
+      </w:rPr>
+    </w:lvl>
+  </w:abstractNum>
+  <w:abstractNum w:abstractNumId="9" w15:restartNumberingAfterBreak="0">
+    <w:nsid w:val="3FF01D5B"/>
+    <w:multiLevelType w:val="multilevel"/>
+    <w:tmpl w:val="40A2D4A8"/>
+    <w:lvl w:ilvl="0">
+      <w:start w:val="1"/>
+      <w:numFmt w:val="bullet"/>
+      <w:lvlText w:val=""/>
+      <w:lvlJc w:val="left"/>
+      <w:pPr>
+        <w:tabs>
+          <w:tab w:val="num" w:pos="1080"/>
+        </w:tabs>
+        <w:ind w:left="1080" w:hanging="360"/>
+      </w:pPr>
+      <w:rPr>
+        <w:rFonts w:ascii="Symbol" w:hAnsi="Symbol" w:hint="default"/>
+      </w:rPr>
+    </w:lvl>
+    <w:lvl w:ilvl="1">
+      <w:start w:val="1"/>
+      <w:numFmt w:val="bullet"/>
+      <w:lvlText w:val="o"/>
+      <w:lvlJc w:val="left"/>
+      <w:pPr>
+        <w:tabs>
+          <w:tab w:val="num" w:pos="1800"/>
+        </w:tabs>
+        <w:ind w:left="1800" w:hanging="360"/>
+      </w:pPr>
+      <w:rPr>
+        <w:rFonts w:ascii="Courier New" w:hAnsi="Courier New" w:hint="default"/>
+        <w:sz w:val="20"/>
+      </w:rPr>
+    </w:lvl>
+    <w:lvl w:ilvl="2" w:tentative="1">
+      <w:start w:val="1"/>
+      <w:numFmt w:val="decimal"/>
+      <w:lvlText w:val="%3."/>
+      <w:lvlJc w:val="left"/>
+      <w:pPr>
+        <w:tabs>
+          <w:tab w:val="num" w:pos="2520"/>
+        </w:tabs>
+        <w:ind w:left="2520" w:hanging="360"/>
+      </w:pPr>
+    </w:lvl>
+    <w:lvl w:ilvl="3" w:tentative="1">
+      <w:start w:val="1"/>
+      <w:numFmt w:val="decimal"/>
+      <w:lvlText w:val="%4."/>
+      <w:lvlJc w:val="left"/>
+      <w:pPr>
+        <w:tabs>
+          <w:tab w:val="num" w:pos="3240"/>
+        </w:tabs>
+        <w:ind w:left="3240" w:hanging="360"/>
+      </w:pPr>
+    </w:lvl>
+    <w:lvl w:ilvl="4" w:tentative="1">
+      <w:start w:val="1"/>
+      <w:numFmt w:val="decimal"/>
+      <w:lvlText w:val="%5."/>
+      <w:lvlJc w:val="left"/>
+      <w:pPr>
+        <w:tabs>
+          <w:tab w:val="num" w:pos="3960"/>
+        </w:tabs>
+        <w:ind w:left="3960" w:hanging="360"/>
+      </w:pPr>
+    </w:lvl>
+    <w:lvl w:ilvl="5" w:tentative="1">
+      <w:start w:val="1"/>
+      <w:numFmt w:val="decimal"/>
+      <w:lvlText w:val="%6."/>
+      <w:lvlJc w:val="left"/>
+      <w:pPr>
+        <w:tabs>
+          <w:tab w:val="num" w:pos="4680"/>
+        </w:tabs>
+        <w:ind w:left="4680" w:hanging="360"/>
+      </w:pPr>
+    </w:lvl>
+    <w:lvl w:ilvl="6" w:tentative="1">
+      <w:start w:val="1"/>
+      <w:numFmt w:val="decimal"/>
+      <w:lvlText w:val="%7."/>
+      <w:lvlJc w:val="left"/>
+      <w:pPr>
+        <w:tabs>
+          <w:tab w:val="num" w:pos="5400"/>
+        </w:tabs>
+        <w:ind w:left="5400" w:hanging="360"/>
+      </w:pPr>
+    </w:lvl>
+    <w:lvl w:ilvl="7" w:tentative="1">
+      <w:start w:val="1"/>
+      <w:numFmt w:val="decimal"/>
+      <w:lvlText w:val="%8."/>
+      <w:lvlJc w:val="left"/>
+      <w:pPr>
+        <w:tabs>
+          <w:tab w:val="num" w:pos="6120"/>
+        </w:tabs>
+        <w:ind w:left="6120" w:hanging="360"/>
+      </w:pPr>
+    </w:lvl>
+    <w:lvl w:ilvl="8" w:tentative="1">
+      <w:start w:val="1"/>
+      <w:numFmt w:val="decimal"/>
+      <w:lvlText w:val="%9."/>
+      <w:lvlJc w:val="left"/>
+      <w:pPr>
+        <w:tabs>
+          <w:tab w:val="num" w:pos="6840"/>
+        </w:tabs>
+        <w:ind w:left="6840" w:hanging="360"/>
+      </w:pPr>
+    </w:lvl>
+  </w:abstractNum>
+  <w:abstractNum w:abstractNumId="10" w15:restartNumberingAfterBreak="0">
     <w:nsid w:val="44B2225A"/>
     <w:multiLevelType w:val="hybridMultilevel"/>
     <w:tmpl w:val="27AEAE8E"/>
@@ -2480,7 +5496,127 @@
       </w:rPr>
     </w:lvl>
   </w:abstractNum>
-  <w:abstractNum w:abstractNumId="4" w15:restartNumberingAfterBreak="0">
+  <w:abstractNum w:abstractNumId="11" w15:restartNumberingAfterBreak="0">
+    <w:nsid w:val="46D352B5"/>
+    <w:multiLevelType w:val="multilevel"/>
+    <w:tmpl w:val="98CC6CFE"/>
+    <w:lvl w:ilvl="0">
+      <w:start w:val="1"/>
+      <w:numFmt w:val="bullet"/>
+      <w:lvlText w:val=""/>
+      <w:lvlJc w:val="left"/>
+      <w:pPr>
+        <w:tabs>
+          <w:tab w:val="num" w:pos="1080"/>
+        </w:tabs>
+        <w:ind w:left="1080" w:hanging="360"/>
+      </w:pPr>
+      <w:rPr>
+        <w:rFonts w:ascii="Symbol" w:hAnsi="Symbol" w:hint="default"/>
+      </w:rPr>
+    </w:lvl>
+    <w:lvl w:ilvl="1">
+      <w:start w:val="1"/>
+      <w:numFmt w:val="bullet"/>
+      <w:lvlText w:val="o"/>
+      <w:lvlJc w:val="left"/>
+      <w:pPr>
+        <w:tabs>
+          <w:tab w:val="num" w:pos="1800"/>
+        </w:tabs>
+        <w:ind w:left="1800" w:hanging="360"/>
+      </w:pPr>
+      <w:rPr>
+        <w:rFonts w:ascii="Courier New" w:hAnsi="Courier New" w:hint="default"/>
+        <w:sz w:val="20"/>
+      </w:rPr>
+    </w:lvl>
+    <w:lvl w:ilvl="2" w:tentative="1">
+      <w:start w:val="1"/>
+      <w:numFmt w:val="decimal"/>
+      <w:lvlText w:val="%3."/>
+      <w:lvlJc w:val="left"/>
+      <w:pPr>
+        <w:tabs>
+          <w:tab w:val="num" w:pos="2520"/>
+        </w:tabs>
+        <w:ind w:left="2520" w:hanging="360"/>
+      </w:pPr>
+    </w:lvl>
+    <w:lvl w:ilvl="3" w:tentative="1">
+      <w:start w:val="1"/>
+      <w:numFmt w:val="decimal"/>
+      <w:lvlText w:val="%4."/>
+      <w:lvlJc w:val="left"/>
+      <w:pPr>
+        <w:tabs>
+          <w:tab w:val="num" w:pos="3240"/>
+        </w:tabs>
+        <w:ind w:left="3240" w:hanging="360"/>
+      </w:pPr>
+    </w:lvl>
+    <w:lvl w:ilvl="4" w:tentative="1">
+      <w:start w:val="1"/>
+      <w:numFmt w:val="decimal"/>
+      <w:lvlText w:val="%5."/>
+      <w:lvlJc w:val="left"/>
+      <w:pPr>
+        <w:tabs>
+          <w:tab w:val="num" w:pos="3960"/>
+        </w:tabs>
+        <w:ind w:left="3960" w:hanging="360"/>
+      </w:pPr>
+    </w:lvl>
+    <w:lvl w:ilvl="5" w:tentative="1">
+      <w:start w:val="1"/>
+      <w:numFmt w:val="decimal"/>
+      <w:lvlText w:val="%6."/>
+      <w:lvlJc w:val="left"/>
+      <w:pPr>
+        <w:tabs>
+          <w:tab w:val="num" w:pos="4680"/>
+        </w:tabs>
+        <w:ind w:left="4680" w:hanging="360"/>
+      </w:pPr>
+    </w:lvl>
+    <w:lvl w:ilvl="6" w:tentative="1">
+      <w:start w:val="1"/>
+      <w:numFmt w:val="decimal"/>
+      <w:lvlText w:val="%7."/>
+      <w:lvlJc w:val="left"/>
+      <w:pPr>
+        <w:tabs>
+          <w:tab w:val="num" w:pos="5400"/>
+        </w:tabs>
+        <w:ind w:left="5400" w:hanging="360"/>
+      </w:pPr>
+    </w:lvl>
+    <w:lvl w:ilvl="7" w:tentative="1">
+      <w:start w:val="1"/>
+      <w:numFmt w:val="decimal"/>
+      <w:lvlText w:val="%8."/>
+      <w:lvlJc w:val="left"/>
+      <w:pPr>
+        <w:tabs>
+          <w:tab w:val="num" w:pos="6120"/>
+        </w:tabs>
+        <w:ind w:left="6120" w:hanging="360"/>
+      </w:pPr>
+    </w:lvl>
+    <w:lvl w:ilvl="8" w:tentative="1">
+      <w:start w:val="1"/>
+      <w:numFmt w:val="decimal"/>
+      <w:lvlText w:val="%9."/>
+      <w:lvlJc w:val="left"/>
+      <w:pPr>
+        <w:tabs>
+          <w:tab w:val="num" w:pos="6840"/>
+        </w:tabs>
+        <w:ind w:left="6840" w:hanging="360"/>
+      </w:pPr>
+    </w:lvl>
+  </w:abstractNum>
+  <w:abstractNum w:abstractNumId="12" w15:restartNumberingAfterBreak="0">
     <w:nsid w:val="51A570D9"/>
     <w:multiLevelType w:val="hybridMultilevel"/>
     <w:tmpl w:val="0D7A50D0"/>
@@ -2593,7 +5729,7 @@
       </w:rPr>
     </w:lvl>
   </w:abstractNum>
-  <w:abstractNum w:abstractNumId="5" w15:restartNumberingAfterBreak="0">
+  <w:abstractNum w:abstractNumId="13" w15:restartNumberingAfterBreak="0">
     <w:nsid w:val="5469767A"/>
     <w:multiLevelType w:val="hybridMultilevel"/>
     <w:tmpl w:val="CD7CC6F4"/>
@@ -2706,7 +5842,156 @@
       </w:rPr>
     </w:lvl>
   </w:abstractNum>
-  <w:abstractNum w:abstractNumId="6" w15:restartNumberingAfterBreak="0">
+  <w:abstractNum w:abstractNumId="14" w15:restartNumberingAfterBreak="0">
+    <w:nsid w:val="5B7019B2"/>
+    <w:multiLevelType w:val="multilevel"/>
+    <w:tmpl w:val="CCFEA164"/>
+    <w:lvl w:ilvl="0">
+      <w:start w:val="1"/>
+      <w:numFmt w:val="bullet"/>
+      <w:lvlText w:val=""/>
+      <w:lvlJc w:val="left"/>
+      <w:pPr>
+        <w:tabs>
+          <w:tab w:val="num" w:pos="720"/>
+        </w:tabs>
+        <w:ind w:left="720" w:hanging="360"/>
+      </w:pPr>
+      <w:rPr>
+        <w:rFonts w:ascii="Symbol" w:hAnsi="Symbol" w:hint="default"/>
+        <w:sz w:val="20"/>
+      </w:rPr>
+    </w:lvl>
+    <w:lvl w:ilvl="1" w:tentative="1">
+      <w:start w:val="1"/>
+      <w:numFmt w:val="bullet"/>
+      <w:lvlText w:val=""/>
+      <w:lvlJc w:val="left"/>
+      <w:pPr>
+        <w:tabs>
+          <w:tab w:val="num" w:pos="1440"/>
+        </w:tabs>
+        <w:ind w:left="1440" w:hanging="360"/>
+      </w:pPr>
+      <w:rPr>
+        <w:rFonts w:ascii="Symbol" w:hAnsi="Symbol" w:hint="default"/>
+        <w:sz w:val="20"/>
+      </w:rPr>
+    </w:lvl>
+    <w:lvl w:ilvl="2" w:tentative="1">
+      <w:start w:val="1"/>
+      <w:numFmt w:val="bullet"/>
+      <w:lvlText w:val=""/>
+      <w:lvlJc w:val="left"/>
+      <w:pPr>
+        <w:tabs>
+          <w:tab w:val="num" w:pos="2160"/>
+        </w:tabs>
+        <w:ind w:left="2160" w:hanging="360"/>
+      </w:pPr>
+      <w:rPr>
+        <w:rFonts w:ascii="Symbol" w:hAnsi="Symbol" w:hint="default"/>
+        <w:sz w:val="20"/>
+      </w:rPr>
+    </w:lvl>
+    <w:lvl w:ilvl="3" w:tentative="1">
+      <w:start w:val="1"/>
+      <w:numFmt w:val="bullet"/>
+      <w:lvlText w:val=""/>
+      <w:lvlJc w:val="left"/>
+      <w:pPr>
+        <w:tabs>
+          <w:tab w:val="num" w:pos="2880"/>
+        </w:tabs>
+        <w:ind w:left="2880" w:hanging="360"/>
+      </w:pPr>
+      <w:rPr>
+        <w:rFonts w:ascii="Symbol" w:hAnsi="Symbol" w:hint="default"/>
+        <w:sz w:val="20"/>
+      </w:rPr>
+    </w:lvl>
+    <w:lvl w:ilvl="4" w:tentative="1">
+      <w:start w:val="1"/>
+      <w:numFmt w:val="bullet"/>
+      <w:lvlText w:val=""/>
+      <w:lvlJc w:val="left"/>
+      <w:pPr>
+        <w:tabs>
+          <w:tab w:val="num" w:pos="3600"/>
+        </w:tabs>
+        <w:ind w:left="3600" w:hanging="360"/>
+      </w:pPr>
+      <w:rPr>
+        <w:rFonts w:ascii="Symbol" w:hAnsi="Symbol" w:hint="default"/>
+        <w:sz w:val="20"/>
+      </w:rPr>
+    </w:lvl>
+    <w:lvl w:ilvl="5" w:tentative="1">
+      <w:start w:val="1"/>
+      <w:numFmt w:val="bullet"/>
+      <w:lvlText w:val=""/>
+      <w:lvlJc w:val="left"/>
+      <w:pPr>
+        <w:tabs>
+          <w:tab w:val="num" w:pos="4320"/>
+        </w:tabs>
+        <w:ind w:left="4320" w:hanging="360"/>
+      </w:pPr>
+      <w:rPr>
+        <w:rFonts w:ascii="Symbol" w:hAnsi="Symbol" w:hint="default"/>
+        <w:sz w:val="20"/>
+      </w:rPr>
+    </w:lvl>
+    <w:lvl w:ilvl="6" w:tentative="1">
+      <w:start w:val="1"/>
+      <w:numFmt w:val="bullet"/>
+      <w:lvlText w:val=""/>
+      <w:lvlJc w:val="left"/>
+      <w:pPr>
+        <w:tabs>
+          <w:tab w:val="num" w:pos="5040"/>
+        </w:tabs>
+        <w:ind w:left="5040" w:hanging="360"/>
+      </w:pPr>
+      <w:rPr>
+        <w:rFonts w:ascii="Symbol" w:hAnsi="Symbol" w:hint="default"/>
+        <w:sz w:val="20"/>
+      </w:rPr>
+    </w:lvl>
+    <w:lvl w:ilvl="7" w:tentative="1">
+      <w:start w:val="1"/>
+      <w:numFmt w:val="bullet"/>
+      <w:lvlText w:val=""/>
+      <w:lvlJc w:val="left"/>
+      <w:pPr>
+        <w:tabs>
+          <w:tab w:val="num" w:pos="5760"/>
+        </w:tabs>
+        <w:ind w:left="5760" w:hanging="360"/>
+      </w:pPr>
+      <w:rPr>
+        <w:rFonts w:ascii="Symbol" w:hAnsi="Symbol" w:hint="default"/>
+        <w:sz w:val="20"/>
+      </w:rPr>
+    </w:lvl>
+    <w:lvl w:ilvl="8" w:tentative="1">
+      <w:start w:val="1"/>
+      <w:numFmt w:val="bullet"/>
+      <w:lvlText w:val=""/>
+      <w:lvlJc w:val="left"/>
+      <w:pPr>
+        <w:tabs>
+          <w:tab w:val="num" w:pos="6480"/>
+        </w:tabs>
+        <w:ind w:left="6480" w:hanging="360"/>
+      </w:pPr>
+      <w:rPr>
+        <w:rFonts w:ascii="Symbol" w:hAnsi="Symbol" w:hint="default"/>
+        <w:sz w:val="20"/>
+      </w:rPr>
+    </w:lvl>
+  </w:abstractNum>
+  <w:abstractNum w:abstractNumId="15" w15:restartNumberingAfterBreak="0">
     <w:nsid w:val="5D375675"/>
     <w:multiLevelType w:val="hybridMultilevel"/>
     <w:tmpl w:val="218093F2"/>
@@ -2822,7 +6107,7 @@
       </w:rPr>
     </w:lvl>
   </w:abstractNum>
-  <w:abstractNum w:abstractNumId="7" w15:restartNumberingAfterBreak="0">
+  <w:abstractNum w:abstractNumId="16" w15:restartNumberingAfterBreak="0">
     <w:nsid w:val="5F867490"/>
     <w:multiLevelType w:val="multilevel"/>
     <w:tmpl w:val="32F89E0E"/>
@@ -2935,7 +6220,7 @@
       </w:rPr>
     </w:lvl>
   </w:abstractNum>
-  <w:abstractNum w:abstractNumId="8" w15:restartNumberingAfterBreak="0">
+  <w:abstractNum w:abstractNumId="17" w15:restartNumberingAfterBreak="0">
     <w:nsid w:val="70E84302"/>
     <w:multiLevelType w:val="hybridMultilevel"/>
     <w:tmpl w:val="CD885CF8"/>
@@ -3048,7 +6333,7 @@
       </w:rPr>
     </w:lvl>
   </w:abstractNum>
-  <w:abstractNum w:abstractNumId="9" w15:restartNumberingAfterBreak="0">
+  <w:abstractNum w:abstractNumId="18" w15:restartNumberingAfterBreak="0">
     <w:nsid w:val="72380BC4"/>
     <w:multiLevelType w:val="multilevel"/>
     <w:tmpl w:val="AEF8DF96"/>
@@ -3135,32 +6420,181 @@
       </w:pPr>
     </w:lvl>
   </w:abstractNum>
+  <w:abstractNum w:abstractNumId="19" w15:restartNumberingAfterBreak="0">
+    <w:nsid w:val="77A65E77"/>
+    <w:multiLevelType w:val="multilevel"/>
+    <w:tmpl w:val="7018A13E"/>
+    <w:lvl w:ilvl="0">
+      <w:start w:val="1"/>
+      <w:numFmt w:val="bullet"/>
+      <w:lvlText w:val=""/>
+      <w:lvlJc w:val="left"/>
+      <w:pPr>
+        <w:tabs>
+          <w:tab w:val="num" w:pos="720"/>
+        </w:tabs>
+        <w:ind w:left="720" w:hanging="360"/>
+      </w:pPr>
+      <w:rPr>
+        <w:rFonts w:ascii="Symbol" w:hAnsi="Symbol" w:hint="default"/>
+        <w:sz w:val="20"/>
+      </w:rPr>
+    </w:lvl>
+    <w:lvl w:ilvl="1" w:tentative="1">
+      <w:start w:val="1"/>
+      <w:numFmt w:val="bullet"/>
+      <w:lvlText w:val=""/>
+      <w:lvlJc w:val="left"/>
+      <w:pPr>
+        <w:tabs>
+          <w:tab w:val="num" w:pos="1440"/>
+        </w:tabs>
+        <w:ind w:left="1440" w:hanging="360"/>
+      </w:pPr>
+      <w:rPr>
+        <w:rFonts w:ascii="Symbol" w:hAnsi="Symbol" w:hint="default"/>
+        <w:sz w:val="20"/>
+      </w:rPr>
+    </w:lvl>
+    <w:lvl w:ilvl="2" w:tentative="1">
+      <w:start w:val="1"/>
+      <w:numFmt w:val="bullet"/>
+      <w:lvlText w:val=""/>
+      <w:lvlJc w:val="left"/>
+      <w:pPr>
+        <w:tabs>
+          <w:tab w:val="num" w:pos="2160"/>
+        </w:tabs>
+        <w:ind w:left="2160" w:hanging="360"/>
+      </w:pPr>
+      <w:rPr>
+        <w:rFonts w:ascii="Symbol" w:hAnsi="Symbol" w:hint="default"/>
+        <w:sz w:val="20"/>
+      </w:rPr>
+    </w:lvl>
+    <w:lvl w:ilvl="3" w:tentative="1">
+      <w:start w:val="1"/>
+      <w:numFmt w:val="bullet"/>
+      <w:lvlText w:val=""/>
+      <w:lvlJc w:val="left"/>
+      <w:pPr>
+        <w:tabs>
+          <w:tab w:val="num" w:pos="2880"/>
+        </w:tabs>
+        <w:ind w:left="2880" w:hanging="360"/>
+      </w:pPr>
+      <w:rPr>
+        <w:rFonts w:ascii="Symbol" w:hAnsi="Symbol" w:hint="default"/>
+        <w:sz w:val="20"/>
+      </w:rPr>
+    </w:lvl>
+    <w:lvl w:ilvl="4" w:tentative="1">
+      <w:start w:val="1"/>
+      <w:numFmt w:val="bullet"/>
+      <w:lvlText w:val=""/>
+      <w:lvlJc w:val="left"/>
+      <w:pPr>
+        <w:tabs>
+          <w:tab w:val="num" w:pos="3600"/>
+        </w:tabs>
+        <w:ind w:left="3600" w:hanging="360"/>
+      </w:pPr>
+      <w:rPr>
+        <w:rFonts w:ascii="Symbol" w:hAnsi="Symbol" w:hint="default"/>
+        <w:sz w:val="20"/>
+      </w:rPr>
+    </w:lvl>
+    <w:lvl w:ilvl="5" w:tentative="1">
+      <w:start w:val="1"/>
+      <w:numFmt w:val="bullet"/>
+      <w:lvlText w:val=""/>
+      <w:lvlJc w:val="left"/>
+      <w:pPr>
+        <w:tabs>
+          <w:tab w:val="num" w:pos="4320"/>
+        </w:tabs>
+        <w:ind w:left="4320" w:hanging="360"/>
+      </w:pPr>
+      <w:rPr>
+        <w:rFonts w:ascii="Symbol" w:hAnsi="Symbol" w:hint="default"/>
+        <w:sz w:val="20"/>
+      </w:rPr>
+    </w:lvl>
+    <w:lvl w:ilvl="6" w:tentative="1">
+      <w:start w:val="1"/>
+      <w:numFmt w:val="bullet"/>
+      <w:lvlText w:val=""/>
+      <w:lvlJc w:val="left"/>
+      <w:pPr>
+        <w:tabs>
+          <w:tab w:val="num" w:pos="5040"/>
+        </w:tabs>
+        <w:ind w:left="5040" w:hanging="360"/>
+      </w:pPr>
+      <w:rPr>
+        <w:rFonts w:ascii="Symbol" w:hAnsi="Symbol" w:hint="default"/>
+        <w:sz w:val="20"/>
+      </w:rPr>
+    </w:lvl>
+    <w:lvl w:ilvl="7" w:tentative="1">
+      <w:start w:val="1"/>
+      <w:numFmt w:val="bullet"/>
+      <w:lvlText w:val=""/>
+      <w:lvlJc w:val="left"/>
+      <w:pPr>
+        <w:tabs>
+          <w:tab w:val="num" w:pos="5760"/>
+        </w:tabs>
+        <w:ind w:left="5760" w:hanging="360"/>
+      </w:pPr>
+      <w:rPr>
+        <w:rFonts w:ascii="Symbol" w:hAnsi="Symbol" w:hint="default"/>
+        <w:sz w:val="20"/>
+      </w:rPr>
+    </w:lvl>
+    <w:lvl w:ilvl="8" w:tentative="1">
+      <w:start w:val="1"/>
+      <w:numFmt w:val="bullet"/>
+      <w:lvlText w:val=""/>
+      <w:lvlJc w:val="left"/>
+      <w:pPr>
+        <w:tabs>
+          <w:tab w:val="num" w:pos="6480"/>
+        </w:tabs>
+        <w:ind w:left="6480" w:hanging="360"/>
+      </w:pPr>
+      <w:rPr>
+        <w:rFonts w:ascii="Symbol" w:hAnsi="Symbol" w:hint="default"/>
+        <w:sz w:val="20"/>
+      </w:rPr>
+    </w:lvl>
+  </w:abstractNum>
   <w:num w:numId="1" w16cid:durableId="1475024945">
-    <w:abstractNumId w:val="5"/>
+    <w:abstractNumId w:val="13"/>
   </w:num>
   <w:num w:numId="2" w16cid:durableId="912202657">
-    <w:abstractNumId w:val="1"/>
+    <w:abstractNumId w:val="2"/>
   </w:num>
   <w:num w:numId="3" w16cid:durableId="1155300958">
-    <w:abstractNumId w:val="8"/>
+    <w:abstractNumId w:val="17"/>
   </w:num>
   <w:num w:numId="4" w16cid:durableId="193084085">
-    <w:abstractNumId w:val="6"/>
+    <w:abstractNumId w:val="15"/>
   </w:num>
   <w:num w:numId="5" w16cid:durableId="96367235">
-    <w:abstractNumId w:val="2"/>
+    <w:abstractNumId w:val="3"/>
   </w:num>
   <w:num w:numId="6" w16cid:durableId="594559521">
     <w:abstractNumId w:val="0"/>
   </w:num>
   <w:num w:numId="7" w16cid:durableId="568270213">
-    <w:abstractNumId w:val="3"/>
+    <w:abstractNumId w:val="10"/>
   </w:num>
   <w:num w:numId="8" w16cid:durableId="1248660315">
-    <w:abstractNumId w:val="4"/>
+    <w:abstractNumId w:val="12"/>
   </w:num>
   <w:num w:numId="9" w16cid:durableId="660544789">
-    <w:abstractNumId w:val="7"/>
+    <w:abstractNumId w:val="16"/>
   </w:num>
   <w:num w:numId="10" w16cid:durableId="1872453314">
     <w:abstractNumId w:val="0"/>
@@ -3193,7 +6627,7 @@
     <w:abstractNumId w:val="0"/>
   </w:num>
   <w:num w:numId="19" w16cid:durableId="1081172829">
-    <w:abstractNumId w:val="9"/>
+    <w:abstractNumId w:val="18"/>
     <w:lvlOverride w:ilvl="0">
       <w:startOverride w:val="1"/>
     </w:lvlOverride>
@@ -3223,6 +6657,36 @@
     </w:lvlOverride>
   </w:num>
   <w:num w:numId="20" w16cid:durableId="620917516">
+    <w:abstractNumId w:val="18"/>
+  </w:num>
+  <w:num w:numId="21" w16cid:durableId="440416212">
+    <w:abstractNumId w:val="7"/>
+  </w:num>
+  <w:num w:numId="22" w16cid:durableId="450638032">
+    <w:abstractNumId w:val="6"/>
+  </w:num>
+  <w:num w:numId="23" w16cid:durableId="1494489211">
+    <w:abstractNumId w:val="4"/>
+  </w:num>
+  <w:num w:numId="24" w16cid:durableId="839126140">
+    <w:abstractNumId w:val="19"/>
+  </w:num>
+  <w:num w:numId="25" w16cid:durableId="2068726432">
+    <w:abstractNumId w:val="14"/>
+  </w:num>
+  <w:num w:numId="26" w16cid:durableId="1041175177">
+    <w:abstractNumId w:val="11"/>
+  </w:num>
+  <w:num w:numId="27" w16cid:durableId="1209953464">
+    <w:abstractNumId w:val="5"/>
+  </w:num>
+  <w:num w:numId="28" w16cid:durableId="1541018318">
+    <w:abstractNumId w:val="1"/>
+  </w:num>
+  <w:num w:numId="29" w16cid:durableId="820804310">
+    <w:abstractNumId w:val="8"/>
+  </w:num>
+  <w:num w:numId="30" w16cid:durableId="1702516849">
     <w:abstractNumId w:val="9"/>
   </w:num>
 </w:numbering>
@@ -3620,7 +7084,7 @@
   <w:style w:type="paragraph" w:default="1" w:styleId="a0">
     <w:name w:val="Normal"/>
     <w:qFormat/>
-    <w:rsid w:val="00304E97"/>
+    <w:rsid w:val="00B24B73"/>
     <w:pPr>
       <w:ind w:firstLine="709"/>
       <w:jc w:val="both"/>
